--- a/experimental_validation/CausalFed_TGNN_Experimental_Validation_Complete.docx
+++ b/experimental_validation/CausalFed_TGNN_Experimental_Validation_Complete.docx
@@ -3179,6 +3179,7 @@
         <w:keepLines/>
         <w:spacing w:before="160" w:after="60" w:line="240" w:lineRule="auto"/>
         <w:jc w:val="left"/>
+        <w:pageBreakBefore/>
         <w:widowControl/>
       </w:pPr>
       <w:r>
@@ -3198,7 +3199,7 @@
         <w:keepNext/>
         <w:spacing w:before="80" w:after="40" w:line="240" w:lineRule="auto"/>
         <w:jc w:val="left"/>
-        <w:pageBreakBefore/>
+        <w:pageBreakBefore w:val="0"/>
         <w:widowControl/>
       </w:pPr>
       <w:r>
@@ -4296,7 +4297,7 @@
           <w:color w:val="000000"/>
           <w:sz w:val="20"/>
         </w:rPr>
-        <w:t>The canonical RESULTS_MANIFEST.json links each run to its source snapshot, configuration, dataset and split hashes, checkpoint, saved predictions, epoch/round log, environment, and runtime scope. Historical manifests and raw inputs remain unchanged. Known and open-set metrics are independently reconstructed from saved predictions. Source hashes are used because no Git commit is available; no commit identifier is fabricated.</w:t>
+        <w:t>The canonical RESULTS_MANIFEST.json links each run to its source snapshot, configuration, dataset and split hashes, checkpoint, saved predictions, epoch/round log, environment, and runtime scope. Historical manifests and raw inputs remain unchanged. Known and open-set metrics are independently reconstructed from saved predictions. Source hashes identify the code used at execution, when no Git commit existed for these runs. Later GitHub delivery commits are recorded separately without rewriting historical run provenance.</w:t>
       </w:r>
     </w:p>
     <w:p>
@@ -8820,6 +8821,14 @@
       <w:tblPr>
         <w:tblW w:type="auto" w:w="0"/>
         <w:tblLook w:firstColumn="1" w:firstRow="1" w:lastColumn="0" w:lastRow="0" w:noHBand="0" w:noVBand="1" w:val="04A0"/>
+        <w:tblBorders>
+          <w:top w:val="single" w:sz="4" w:color="D9D9D9"/>
+          <w:left w:val="single" w:sz="4" w:color="D9D9D9"/>
+          <w:bottom w:val="single" w:sz="4" w:color="D9D9D9"/>
+          <w:right w:val="single" w:sz="4" w:color="D9D9D9"/>
+          <w:insideH w:val="single" w:sz="4" w:color="D9D9D9"/>
+          <w:insideV w:val="single" w:sz="4" w:color="D9D9D9"/>
+        </w:tblBorders>
       </w:tblPr>
       <w:tblGrid>
         <w:gridCol w:w="1872"/>
@@ -8835,10 +8844,13 @@
         <w:tc>
           <w:tcPr>
             <w:tcW w:type="dxa" w:w="1872"/>
+            <w:vAlign w:val="center"/>
+            <w:shd w:fill="E8EDF0"/>
           </w:tcPr>
           <w:p>
             <w:pPr>
               <w:spacing w:after="60" w:before="60"/>
+              <w:jc w:val="center"/>
             </w:pPr>
             <w:r>
               <w:rPr>
@@ -8852,10 +8864,13 @@
         <w:tc>
           <w:tcPr>
             <w:tcW w:type="dxa" w:w="1872"/>
+            <w:vAlign w:val="center"/>
+            <w:shd w:fill="E8EDF0"/>
           </w:tcPr>
           <w:p>
             <w:pPr>
               <w:spacing w:after="60" w:before="60"/>
+              <w:jc w:val="left"/>
             </w:pPr>
             <w:r>
               <w:rPr>
@@ -8869,10 +8884,13 @@
         <w:tc>
           <w:tcPr>
             <w:tcW w:type="dxa" w:w="1872"/>
+            <w:vAlign w:val="center"/>
+            <w:shd w:fill="E8EDF0"/>
           </w:tcPr>
           <w:p>
             <w:pPr>
               <w:spacing w:after="60" w:before="60"/>
+              <w:jc w:val="center"/>
             </w:pPr>
             <w:r>
               <w:rPr>
@@ -8886,10 +8904,13 @@
         <w:tc>
           <w:tcPr>
             <w:tcW w:type="dxa" w:w="1872"/>
+            <w:vAlign w:val="center"/>
+            <w:shd w:fill="E8EDF0"/>
           </w:tcPr>
           <w:p>
             <w:pPr>
               <w:spacing w:after="60" w:before="60"/>
+              <w:jc w:val="center"/>
             </w:pPr>
             <w:r>
               <w:rPr>
@@ -8903,10 +8924,13 @@
         <w:tc>
           <w:tcPr>
             <w:tcW w:type="dxa" w:w="1872"/>
+            <w:vAlign w:val="center"/>
+            <w:shd w:fill="E8EDF0"/>
           </w:tcPr>
           <w:p>
             <w:pPr>
               <w:spacing w:after="60" w:before="60"/>
+              <w:jc w:val="center"/>
             </w:pPr>
             <w:r>
               <w:rPr>
@@ -8922,10 +8946,13 @@
         <w:tc>
           <w:tcPr>
             <w:tcW w:type="dxa" w:w="1872"/>
+            <w:vAlign w:val="center"/>
+            <w:shd w:fill="FFFFFF"/>
           </w:tcPr>
           <w:p>
             <w:pPr>
               <w:spacing w:after="60" w:before="60"/>
+              <w:jc w:val="center"/>
             </w:pPr>
             <w:r>
               <w:rPr>
@@ -8939,10 +8966,13 @@
         <w:tc>
           <w:tcPr>
             <w:tcW w:type="dxa" w:w="1872"/>
+            <w:vAlign w:val="center"/>
+            <w:shd w:fill="FFFFFF"/>
           </w:tcPr>
           <w:p>
             <w:pPr>
               <w:spacing w:after="60" w:before="60"/>
+              <w:jc w:val="left"/>
             </w:pPr>
             <w:r>
               <w:rPr>
@@ -8956,10 +8986,13 @@
         <w:tc>
           <w:tcPr>
             <w:tcW w:type="dxa" w:w="1872"/>
+            <w:vAlign w:val="center"/>
+            <w:shd w:fill="FFFFFF"/>
           </w:tcPr>
           <w:p>
             <w:pPr>
               <w:spacing w:after="60" w:before="60"/>
+              <w:jc w:val="center"/>
             </w:pPr>
             <w:r>
               <w:rPr>
@@ -8973,10 +9006,13 @@
         <w:tc>
           <w:tcPr>
             <w:tcW w:type="dxa" w:w="1872"/>
+            <w:vAlign w:val="center"/>
+            <w:shd w:fill="FFFFFF"/>
           </w:tcPr>
           <w:p>
             <w:pPr>
               <w:spacing w:after="60" w:before="60"/>
+              <w:jc w:val="center"/>
             </w:pPr>
             <w:r>
               <w:rPr>
@@ -8990,10 +9026,13 @@
         <w:tc>
           <w:tcPr>
             <w:tcW w:type="dxa" w:w="1872"/>
+            <w:vAlign w:val="center"/>
+            <w:shd w:fill="FFFFFF"/>
           </w:tcPr>
           <w:p>
             <w:pPr>
               <w:spacing w:after="60" w:before="60"/>
+              <w:jc w:val="center"/>
             </w:pPr>
             <w:r>
               <w:rPr>
@@ -9009,10 +9048,13 @@
         <w:tc>
           <w:tcPr>
             <w:tcW w:type="dxa" w:w="1872"/>
+            <w:vAlign w:val="center"/>
+            <w:shd w:fill="F5F7F9"/>
           </w:tcPr>
           <w:p>
             <w:pPr>
               <w:spacing w:after="60" w:before="60"/>
+              <w:jc w:val="center"/>
             </w:pPr>
             <w:r>
               <w:rPr>
@@ -9026,10 +9068,13 @@
         <w:tc>
           <w:tcPr>
             <w:tcW w:type="dxa" w:w="1872"/>
+            <w:vAlign w:val="center"/>
+            <w:shd w:fill="F5F7F9"/>
           </w:tcPr>
           <w:p>
             <w:pPr>
               <w:spacing w:after="60" w:before="60"/>
+              <w:jc w:val="left"/>
             </w:pPr>
             <w:r>
               <w:rPr>
@@ -9043,10 +9088,13 @@
         <w:tc>
           <w:tcPr>
             <w:tcW w:type="dxa" w:w="1872"/>
+            <w:vAlign w:val="center"/>
+            <w:shd w:fill="F5F7F9"/>
           </w:tcPr>
           <w:p>
             <w:pPr>
               <w:spacing w:after="60" w:before="60"/>
+              <w:jc w:val="center"/>
             </w:pPr>
             <w:r>
               <w:rPr>
@@ -9060,10 +9108,13 @@
         <w:tc>
           <w:tcPr>
             <w:tcW w:type="dxa" w:w="1872"/>
+            <w:vAlign w:val="center"/>
+            <w:shd w:fill="F5F7F9"/>
           </w:tcPr>
           <w:p>
             <w:pPr>
               <w:spacing w:after="60" w:before="60"/>
+              <w:jc w:val="center"/>
             </w:pPr>
             <w:r>
               <w:rPr>
@@ -9077,10 +9128,13 @@
         <w:tc>
           <w:tcPr>
             <w:tcW w:type="dxa" w:w="1872"/>
+            <w:vAlign w:val="center"/>
+            <w:shd w:fill="F5F7F9"/>
           </w:tcPr>
           <w:p>
             <w:pPr>
               <w:spacing w:after="60" w:before="60"/>
+              <w:jc w:val="center"/>
             </w:pPr>
             <w:r>
               <w:rPr>
@@ -9096,10 +9150,13 @@
         <w:tc>
           <w:tcPr>
             <w:tcW w:type="dxa" w:w="1872"/>
+            <w:vAlign w:val="center"/>
+            <w:shd w:fill="FFFFFF"/>
           </w:tcPr>
           <w:p>
             <w:pPr>
               <w:spacing w:after="60" w:before="60"/>
+              <w:jc w:val="center"/>
             </w:pPr>
             <w:r>
               <w:rPr>
@@ -9113,10 +9170,13 @@
         <w:tc>
           <w:tcPr>
             <w:tcW w:type="dxa" w:w="1872"/>
+            <w:vAlign w:val="center"/>
+            <w:shd w:fill="FFFFFF"/>
           </w:tcPr>
           <w:p>
             <w:pPr>
               <w:spacing w:after="60" w:before="60"/>
+              <w:jc w:val="left"/>
             </w:pPr>
             <w:r>
               <w:rPr>
@@ -9130,10 +9190,13 @@
         <w:tc>
           <w:tcPr>
             <w:tcW w:type="dxa" w:w="1872"/>
+            <w:vAlign w:val="center"/>
+            <w:shd w:fill="FFFFFF"/>
           </w:tcPr>
           <w:p>
             <w:pPr>
               <w:spacing w:after="60" w:before="60"/>
+              <w:jc w:val="center"/>
             </w:pPr>
             <w:r>
               <w:rPr>
@@ -9147,10 +9210,13 @@
         <w:tc>
           <w:tcPr>
             <w:tcW w:type="dxa" w:w="1872"/>
+            <w:vAlign w:val="center"/>
+            <w:shd w:fill="FFFFFF"/>
           </w:tcPr>
           <w:p>
             <w:pPr>
               <w:spacing w:after="60" w:before="60"/>
+              <w:jc w:val="center"/>
             </w:pPr>
             <w:r>
               <w:rPr>
@@ -9164,10 +9230,13 @@
         <w:tc>
           <w:tcPr>
             <w:tcW w:type="dxa" w:w="1872"/>
+            <w:vAlign w:val="center"/>
+            <w:shd w:fill="FFFFFF"/>
           </w:tcPr>
           <w:p>
             <w:pPr>
               <w:spacing w:after="60" w:before="60"/>
+              <w:jc w:val="center"/>
             </w:pPr>
             <w:r>
               <w:rPr>
@@ -9183,10 +9252,13 @@
         <w:tc>
           <w:tcPr>
             <w:tcW w:type="dxa" w:w="1872"/>
+            <w:vAlign w:val="center"/>
+            <w:shd w:fill="F5F7F9"/>
           </w:tcPr>
           <w:p>
             <w:pPr>
               <w:spacing w:after="60" w:before="60"/>
+              <w:jc w:val="center"/>
             </w:pPr>
             <w:r>
               <w:rPr>
@@ -9200,10 +9272,13 @@
         <w:tc>
           <w:tcPr>
             <w:tcW w:type="dxa" w:w="1872"/>
+            <w:vAlign w:val="center"/>
+            <w:shd w:fill="F5F7F9"/>
           </w:tcPr>
           <w:p>
             <w:pPr>
               <w:spacing w:after="60" w:before="60"/>
+              <w:jc w:val="left"/>
             </w:pPr>
             <w:r>
               <w:rPr>
@@ -9217,10 +9292,13 @@
         <w:tc>
           <w:tcPr>
             <w:tcW w:type="dxa" w:w="1872"/>
+            <w:vAlign w:val="center"/>
+            <w:shd w:fill="F5F7F9"/>
           </w:tcPr>
           <w:p>
             <w:pPr>
               <w:spacing w:after="60" w:before="60"/>
+              <w:jc w:val="center"/>
             </w:pPr>
             <w:r>
               <w:rPr>
@@ -9234,10 +9312,13 @@
         <w:tc>
           <w:tcPr>
             <w:tcW w:type="dxa" w:w="1872"/>
+            <w:vAlign w:val="center"/>
+            <w:shd w:fill="F5F7F9"/>
           </w:tcPr>
           <w:p>
             <w:pPr>
               <w:spacing w:after="60" w:before="60"/>
+              <w:jc w:val="center"/>
             </w:pPr>
             <w:r>
               <w:rPr>
@@ -9251,10 +9332,13 @@
         <w:tc>
           <w:tcPr>
             <w:tcW w:type="dxa" w:w="1872"/>
+            <w:vAlign w:val="center"/>
+            <w:shd w:fill="F5F7F9"/>
           </w:tcPr>
           <w:p>
             <w:pPr>
               <w:spacing w:after="60" w:before="60"/>
+              <w:jc w:val="center"/>
             </w:pPr>
             <w:r>
               <w:rPr>
@@ -9270,10 +9354,13 @@
         <w:tc>
           <w:tcPr>
             <w:tcW w:type="dxa" w:w="1872"/>
+            <w:vAlign w:val="center"/>
+            <w:shd w:fill="FFFFFF"/>
           </w:tcPr>
           <w:p>
             <w:pPr>
               <w:spacing w:after="60" w:before="60"/>
+              <w:jc w:val="center"/>
             </w:pPr>
             <w:r>
               <w:rPr>
@@ -9287,10 +9374,13 @@
         <w:tc>
           <w:tcPr>
             <w:tcW w:type="dxa" w:w="1872"/>
+            <w:vAlign w:val="center"/>
+            <w:shd w:fill="FFFFFF"/>
           </w:tcPr>
           <w:p>
             <w:pPr>
               <w:spacing w:after="60" w:before="60"/>
+              <w:jc w:val="left"/>
             </w:pPr>
             <w:r>
               <w:rPr>
@@ -9304,10 +9394,13 @@
         <w:tc>
           <w:tcPr>
             <w:tcW w:type="dxa" w:w="1872"/>
+            <w:vAlign w:val="center"/>
+            <w:shd w:fill="FFFFFF"/>
           </w:tcPr>
           <w:p>
             <w:pPr>
               <w:spacing w:after="60" w:before="60"/>
+              <w:jc w:val="center"/>
             </w:pPr>
             <w:r>
               <w:rPr>
@@ -9321,10 +9414,13 @@
         <w:tc>
           <w:tcPr>
             <w:tcW w:type="dxa" w:w="1872"/>
+            <w:vAlign w:val="center"/>
+            <w:shd w:fill="FFFFFF"/>
           </w:tcPr>
           <w:p>
             <w:pPr>
               <w:spacing w:after="60" w:before="60"/>
+              <w:jc w:val="center"/>
             </w:pPr>
             <w:r>
               <w:rPr>
@@ -9338,10 +9434,13 @@
         <w:tc>
           <w:tcPr>
             <w:tcW w:type="dxa" w:w="1872"/>
+            <w:vAlign w:val="center"/>
+            <w:shd w:fill="FFFFFF"/>
           </w:tcPr>
           <w:p>
             <w:pPr>
               <w:spacing w:after="60" w:before="60"/>
+              <w:jc w:val="center"/>
             </w:pPr>
             <w:r>
               <w:rPr>
@@ -9357,10 +9456,13 @@
         <w:tc>
           <w:tcPr>
             <w:tcW w:type="dxa" w:w="1872"/>
+            <w:vAlign w:val="center"/>
+            <w:shd w:fill="F5F7F9"/>
           </w:tcPr>
           <w:p>
             <w:pPr>
               <w:spacing w:after="60" w:before="60"/>
+              <w:jc w:val="center"/>
             </w:pPr>
             <w:r>
               <w:rPr>
@@ -9374,10 +9476,13 @@
         <w:tc>
           <w:tcPr>
             <w:tcW w:type="dxa" w:w="1872"/>
+            <w:vAlign w:val="center"/>
+            <w:shd w:fill="F5F7F9"/>
           </w:tcPr>
           <w:p>
             <w:pPr>
               <w:spacing w:after="60" w:before="60"/>
+              <w:jc w:val="left"/>
             </w:pPr>
             <w:r>
               <w:rPr>
@@ -9391,10 +9496,13 @@
         <w:tc>
           <w:tcPr>
             <w:tcW w:type="dxa" w:w="1872"/>
+            <w:vAlign w:val="center"/>
+            <w:shd w:fill="F5F7F9"/>
           </w:tcPr>
           <w:p>
             <w:pPr>
               <w:spacing w:after="60" w:before="60"/>
+              <w:jc w:val="center"/>
             </w:pPr>
             <w:r>
               <w:rPr>
@@ -9408,10 +9516,13 @@
         <w:tc>
           <w:tcPr>
             <w:tcW w:type="dxa" w:w="1872"/>
+            <w:vAlign w:val="center"/>
+            <w:shd w:fill="F5F7F9"/>
           </w:tcPr>
           <w:p>
             <w:pPr>
               <w:spacing w:after="60" w:before="60"/>
+              <w:jc w:val="center"/>
             </w:pPr>
             <w:r>
               <w:rPr>
@@ -9425,10 +9536,13 @@
         <w:tc>
           <w:tcPr>
             <w:tcW w:type="dxa" w:w="1872"/>
+            <w:vAlign w:val="center"/>
+            <w:shd w:fill="F5F7F9"/>
           </w:tcPr>
           <w:p>
             <w:pPr>
               <w:spacing w:after="60" w:before="60"/>
+              <w:jc w:val="center"/>
             </w:pPr>
             <w:r>
               <w:rPr>
@@ -9444,10 +9558,13 @@
         <w:tc>
           <w:tcPr>
             <w:tcW w:type="dxa" w:w="1872"/>
+            <w:vAlign w:val="center"/>
+            <w:shd w:fill="FFFFFF"/>
           </w:tcPr>
           <w:p>
             <w:pPr>
               <w:spacing w:after="60" w:before="60"/>
+              <w:jc w:val="center"/>
             </w:pPr>
             <w:r>
               <w:rPr>
@@ -9461,10 +9578,13 @@
         <w:tc>
           <w:tcPr>
             <w:tcW w:type="dxa" w:w="1872"/>
+            <w:vAlign w:val="center"/>
+            <w:shd w:fill="FFFFFF"/>
           </w:tcPr>
           <w:p>
             <w:pPr>
               <w:spacing w:after="60" w:before="60"/>
+              <w:jc w:val="left"/>
             </w:pPr>
             <w:r>
               <w:rPr>
@@ -9478,10 +9598,13 @@
         <w:tc>
           <w:tcPr>
             <w:tcW w:type="dxa" w:w="1872"/>
+            <w:vAlign w:val="center"/>
+            <w:shd w:fill="FFFFFF"/>
           </w:tcPr>
           <w:p>
             <w:pPr>
               <w:spacing w:after="60" w:before="60"/>
+              <w:jc w:val="center"/>
             </w:pPr>
             <w:r>
               <w:rPr>
@@ -9495,10 +9618,13 @@
         <w:tc>
           <w:tcPr>
             <w:tcW w:type="dxa" w:w="1872"/>
+            <w:vAlign w:val="center"/>
+            <w:shd w:fill="FFFFFF"/>
           </w:tcPr>
           <w:p>
             <w:pPr>
               <w:spacing w:after="60" w:before="60"/>
+              <w:jc w:val="center"/>
             </w:pPr>
             <w:r>
               <w:rPr>
@@ -9512,10 +9638,13 @@
         <w:tc>
           <w:tcPr>
             <w:tcW w:type="dxa" w:w="1872"/>
+            <w:vAlign w:val="center"/>
+            <w:shd w:fill="FFFFFF"/>
           </w:tcPr>
           <w:p>
             <w:pPr>
               <w:spacing w:after="60" w:before="60"/>
+              <w:jc w:val="center"/>
             </w:pPr>
             <w:r>
               <w:rPr>
@@ -9531,10 +9660,13 @@
         <w:tc>
           <w:tcPr>
             <w:tcW w:type="dxa" w:w="1872"/>
+            <w:vAlign w:val="center"/>
+            <w:shd w:fill="F5F7F9"/>
           </w:tcPr>
           <w:p>
             <w:pPr>
               <w:spacing w:after="60" w:before="60"/>
+              <w:jc w:val="center"/>
             </w:pPr>
             <w:r>
               <w:rPr>
@@ -9548,10 +9680,13 @@
         <w:tc>
           <w:tcPr>
             <w:tcW w:type="dxa" w:w="1872"/>
+            <w:vAlign w:val="center"/>
+            <w:shd w:fill="F5F7F9"/>
           </w:tcPr>
           <w:p>
             <w:pPr>
               <w:spacing w:after="60" w:before="60"/>
+              <w:jc w:val="left"/>
             </w:pPr>
             <w:r>
               <w:rPr>
@@ -9565,10 +9700,13 @@
         <w:tc>
           <w:tcPr>
             <w:tcW w:type="dxa" w:w="1872"/>
+            <w:vAlign w:val="center"/>
+            <w:shd w:fill="F5F7F9"/>
           </w:tcPr>
           <w:p>
             <w:pPr>
               <w:spacing w:after="60" w:before="60"/>
+              <w:jc w:val="center"/>
             </w:pPr>
             <w:r>
               <w:rPr>
@@ -9582,10 +9720,13 @@
         <w:tc>
           <w:tcPr>
             <w:tcW w:type="dxa" w:w="1872"/>
+            <w:vAlign w:val="center"/>
+            <w:shd w:fill="F5F7F9"/>
           </w:tcPr>
           <w:p>
             <w:pPr>
               <w:spacing w:after="60" w:before="60"/>
+              <w:jc w:val="center"/>
             </w:pPr>
             <w:r>
               <w:rPr>
@@ -9599,10 +9740,13 @@
         <w:tc>
           <w:tcPr>
             <w:tcW w:type="dxa" w:w="1872"/>
+            <w:vAlign w:val="center"/>
+            <w:shd w:fill="F5F7F9"/>
           </w:tcPr>
           <w:p>
             <w:pPr>
               <w:spacing w:after="60" w:before="60"/>
+              <w:jc w:val="center"/>
             </w:pPr>
             <w:r>
               <w:rPr>
@@ -9618,10 +9762,13 @@
         <w:tc>
           <w:tcPr>
             <w:tcW w:type="dxa" w:w="1872"/>
+            <w:vAlign w:val="center"/>
+            <w:shd w:fill="FFFFFF"/>
           </w:tcPr>
           <w:p>
             <w:pPr>
               <w:spacing w:after="60" w:before="60"/>
+              <w:jc w:val="center"/>
             </w:pPr>
             <w:r>
               <w:rPr>
@@ -9635,10 +9782,13 @@
         <w:tc>
           <w:tcPr>
             <w:tcW w:type="dxa" w:w="1872"/>
+            <w:vAlign w:val="center"/>
+            <w:shd w:fill="FFFFFF"/>
           </w:tcPr>
           <w:p>
             <w:pPr>
               <w:spacing w:after="60" w:before="60"/>
+              <w:jc w:val="left"/>
             </w:pPr>
             <w:r>
               <w:rPr>
@@ -9652,10 +9802,13 @@
         <w:tc>
           <w:tcPr>
             <w:tcW w:type="dxa" w:w="1872"/>
+            <w:vAlign w:val="center"/>
+            <w:shd w:fill="FFFFFF"/>
           </w:tcPr>
           <w:p>
             <w:pPr>
               <w:spacing w:after="60" w:before="60"/>
+              <w:jc w:val="center"/>
             </w:pPr>
             <w:r>
               <w:rPr>
@@ -9669,10 +9822,13 @@
         <w:tc>
           <w:tcPr>
             <w:tcW w:type="dxa" w:w="1872"/>
+            <w:vAlign w:val="center"/>
+            <w:shd w:fill="FFFFFF"/>
           </w:tcPr>
           <w:p>
             <w:pPr>
               <w:spacing w:after="60" w:before="60"/>
+              <w:jc w:val="center"/>
             </w:pPr>
             <w:r>
               <w:rPr>
@@ -9686,10 +9842,13 @@
         <w:tc>
           <w:tcPr>
             <w:tcW w:type="dxa" w:w="1872"/>
+            <w:vAlign w:val="center"/>
+            <w:shd w:fill="FFFFFF"/>
           </w:tcPr>
           <w:p>
             <w:pPr>
               <w:spacing w:after="60" w:before="60"/>
+              <w:jc w:val="center"/>
             </w:pPr>
             <w:r>
               <w:rPr>
@@ -9705,10 +9864,13 @@
         <w:tc>
           <w:tcPr>
             <w:tcW w:type="dxa" w:w="1872"/>
+            <w:vAlign w:val="center"/>
+            <w:shd w:fill="F5F7F9"/>
           </w:tcPr>
           <w:p>
             <w:pPr>
               <w:spacing w:after="60" w:before="60"/>
+              <w:jc w:val="center"/>
             </w:pPr>
             <w:r>
               <w:rPr>
@@ -9722,10 +9884,13 @@
         <w:tc>
           <w:tcPr>
             <w:tcW w:type="dxa" w:w="1872"/>
+            <w:vAlign w:val="center"/>
+            <w:shd w:fill="F5F7F9"/>
           </w:tcPr>
           <w:p>
             <w:pPr>
               <w:spacing w:after="60" w:before="60"/>
+              <w:jc w:val="left"/>
             </w:pPr>
             <w:r>
               <w:rPr>
@@ -9739,10 +9904,13 @@
         <w:tc>
           <w:tcPr>
             <w:tcW w:type="dxa" w:w="1872"/>
+            <w:vAlign w:val="center"/>
+            <w:shd w:fill="F5F7F9"/>
           </w:tcPr>
           <w:p>
             <w:pPr>
               <w:spacing w:after="60" w:before="60"/>
+              <w:jc w:val="center"/>
             </w:pPr>
             <w:r>
               <w:rPr>
@@ -9756,10 +9924,13 @@
         <w:tc>
           <w:tcPr>
             <w:tcW w:type="dxa" w:w="1872"/>
+            <w:vAlign w:val="center"/>
+            <w:shd w:fill="F5F7F9"/>
           </w:tcPr>
           <w:p>
             <w:pPr>
               <w:spacing w:after="60" w:before="60"/>
+              <w:jc w:val="center"/>
             </w:pPr>
             <w:r>
               <w:rPr>
@@ -9773,10 +9944,13 @@
         <w:tc>
           <w:tcPr>
             <w:tcW w:type="dxa" w:w="1872"/>
+            <w:vAlign w:val="center"/>
+            <w:shd w:fill="F5F7F9"/>
           </w:tcPr>
           <w:p>
             <w:pPr>
               <w:spacing w:after="60" w:before="60"/>
+              <w:jc w:val="center"/>
             </w:pPr>
             <w:r>
               <w:rPr>
@@ -9792,10 +9966,13 @@
         <w:tc>
           <w:tcPr>
             <w:tcW w:type="dxa" w:w="1872"/>
+            <w:vAlign w:val="center"/>
+            <w:shd w:fill="FFFFFF"/>
           </w:tcPr>
           <w:p>
             <w:pPr>
               <w:spacing w:after="60" w:before="60"/>
+              <w:jc w:val="center"/>
             </w:pPr>
             <w:r>
               <w:rPr>
@@ -9809,10 +9986,13 @@
         <w:tc>
           <w:tcPr>
             <w:tcW w:type="dxa" w:w="1872"/>
+            <w:vAlign w:val="center"/>
+            <w:shd w:fill="FFFFFF"/>
           </w:tcPr>
           <w:p>
             <w:pPr>
               <w:spacing w:after="60" w:before="60"/>
+              <w:jc w:val="left"/>
             </w:pPr>
             <w:r>
               <w:rPr>
@@ -9826,10 +10006,13 @@
         <w:tc>
           <w:tcPr>
             <w:tcW w:type="dxa" w:w="1872"/>
+            <w:vAlign w:val="center"/>
+            <w:shd w:fill="FFFFFF"/>
           </w:tcPr>
           <w:p>
             <w:pPr>
               <w:spacing w:after="60" w:before="60"/>
+              <w:jc w:val="center"/>
             </w:pPr>
             <w:r>
               <w:rPr>
@@ -9843,10 +10026,13 @@
         <w:tc>
           <w:tcPr>
             <w:tcW w:type="dxa" w:w="1872"/>
+            <w:vAlign w:val="center"/>
+            <w:shd w:fill="FFFFFF"/>
           </w:tcPr>
           <w:p>
             <w:pPr>
               <w:spacing w:after="60" w:before="60"/>
+              <w:jc w:val="center"/>
             </w:pPr>
             <w:r>
               <w:rPr>
@@ -9860,10 +10046,13 @@
         <w:tc>
           <w:tcPr>
             <w:tcW w:type="dxa" w:w="1872"/>
+            <w:vAlign w:val="center"/>
+            <w:shd w:fill="FFFFFF"/>
           </w:tcPr>
           <w:p>
             <w:pPr>
               <w:spacing w:after="60" w:before="60"/>
+              <w:jc w:val="center"/>
             </w:pPr>
             <w:r>
               <w:rPr>
@@ -9879,10 +10068,13 @@
         <w:tc>
           <w:tcPr>
             <w:tcW w:type="dxa" w:w="1872"/>
+            <w:vAlign w:val="center"/>
+            <w:shd w:fill="F5F7F9"/>
           </w:tcPr>
           <w:p>
             <w:pPr>
               <w:spacing w:after="60" w:before="60"/>
+              <w:jc w:val="center"/>
             </w:pPr>
             <w:r>
               <w:rPr>
@@ -9896,10 +10088,13 @@
         <w:tc>
           <w:tcPr>
             <w:tcW w:type="dxa" w:w="1872"/>
+            <w:vAlign w:val="center"/>
+            <w:shd w:fill="F5F7F9"/>
           </w:tcPr>
           <w:p>
             <w:pPr>
               <w:spacing w:after="60" w:before="60"/>
+              <w:jc w:val="left"/>
             </w:pPr>
             <w:r>
               <w:rPr>
@@ -9913,10 +10108,13 @@
         <w:tc>
           <w:tcPr>
             <w:tcW w:type="dxa" w:w="1872"/>
+            <w:vAlign w:val="center"/>
+            <w:shd w:fill="F5F7F9"/>
           </w:tcPr>
           <w:p>
             <w:pPr>
               <w:spacing w:after="60" w:before="60"/>
+              <w:jc w:val="center"/>
             </w:pPr>
             <w:r>
               <w:rPr>
@@ -9930,10 +10128,13 @@
         <w:tc>
           <w:tcPr>
             <w:tcW w:type="dxa" w:w="1872"/>
+            <w:vAlign w:val="center"/>
+            <w:shd w:fill="F5F7F9"/>
           </w:tcPr>
           <w:p>
             <w:pPr>
               <w:spacing w:after="60" w:before="60"/>
+              <w:jc w:val="center"/>
             </w:pPr>
             <w:r>
               <w:rPr>
@@ -9947,10 +10148,13 @@
         <w:tc>
           <w:tcPr>
             <w:tcW w:type="dxa" w:w="1872"/>
+            <w:vAlign w:val="center"/>
+            <w:shd w:fill="F5F7F9"/>
           </w:tcPr>
           <w:p>
             <w:pPr>
               <w:spacing w:after="60" w:before="60"/>
+              <w:jc w:val="center"/>
             </w:pPr>
             <w:r>
               <w:rPr>
@@ -9966,10 +10170,13 @@
         <w:tc>
           <w:tcPr>
             <w:tcW w:type="dxa" w:w="1872"/>
+            <w:vAlign w:val="center"/>
+            <w:shd w:fill="FFFFFF"/>
           </w:tcPr>
           <w:p>
             <w:pPr>
               <w:spacing w:after="60" w:before="60"/>
+              <w:jc w:val="center"/>
             </w:pPr>
             <w:r>
               <w:rPr>
@@ -9983,10 +10190,13 @@
         <w:tc>
           <w:tcPr>
             <w:tcW w:type="dxa" w:w="1872"/>
+            <w:vAlign w:val="center"/>
+            <w:shd w:fill="FFFFFF"/>
           </w:tcPr>
           <w:p>
             <w:pPr>
               <w:spacing w:after="60" w:before="60"/>
+              <w:jc w:val="left"/>
             </w:pPr>
             <w:r>
               <w:rPr>
@@ -10000,10 +10210,13 @@
         <w:tc>
           <w:tcPr>
             <w:tcW w:type="dxa" w:w="1872"/>
+            <w:vAlign w:val="center"/>
+            <w:shd w:fill="FFFFFF"/>
           </w:tcPr>
           <w:p>
             <w:pPr>
               <w:spacing w:after="60" w:before="60"/>
+              <w:jc w:val="center"/>
             </w:pPr>
             <w:r>
               <w:rPr>
@@ -10017,10 +10230,13 @@
         <w:tc>
           <w:tcPr>
             <w:tcW w:type="dxa" w:w="1872"/>
+            <w:vAlign w:val="center"/>
+            <w:shd w:fill="FFFFFF"/>
           </w:tcPr>
           <w:p>
             <w:pPr>
               <w:spacing w:after="60" w:before="60"/>
+              <w:jc w:val="center"/>
             </w:pPr>
             <w:r>
               <w:rPr>
@@ -10034,10 +10250,13 @@
         <w:tc>
           <w:tcPr>
             <w:tcW w:type="dxa" w:w="1872"/>
+            <w:vAlign w:val="center"/>
+            <w:shd w:fill="FFFFFF"/>
           </w:tcPr>
           <w:p>
             <w:pPr>
               <w:spacing w:after="60" w:before="60"/>
+              <w:jc w:val="center"/>
             </w:pPr>
             <w:r>
               <w:rPr>
@@ -10053,10 +10272,13 @@
         <w:tc>
           <w:tcPr>
             <w:tcW w:type="dxa" w:w="1872"/>
+            <w:vAlign w:val="center"/>
+            <w:shd w:fill="F5F7F9"/>
           </w:tcPr>
           <w:p>
             <w:pPr>
               <w:spacing w:after="60" w:before="60"/>
+              <w:jc w:val="center"/>
             </w:pPr>
             <w:r>
               <w:rPr>
@@ -10070,10 +10292,13 @@
         <w:tc>
           <w:tcPr>
             <w:tcW w:type="dxa" w:w="1872"/>
+            <w:vAlign w:val="center"/>
+            <w:shd w:fill="F5F7F9"/>
           </w:tcPr>
           <w:p>
             <w:pPr>
               <w:spacing w:after="60" w:before="60"/>
+              <w:jc w:val="left"/>
             </w:pPr>
             <w:r>
               <w:rPr>
@@ -10087,10 +10312,13 @@
         <w:tc>
           <w:tcPr>
             <w:tcW w:type="dxa" w:w="1872"/>
+            <w:vAlign w:val="center"/>
+            <w:shd w:fill="F5F7F9"/>
           </w:tcPr>
           <w:p>
             <w:pPr>
               <w:spacing w:after="60" w:before="60"/>
+              <w:jc w:val="center"/>
             </w:pPr>
             <w:r>
               <w:rPr>
@@ -10104,10 +10332,13 @@
         <w:tc>
           <w:tcPr>
             <w:tcW w:type="dxa" w:w="1872"/>
+            <w:vAlign w:val="center"/>
+            <w:shd w:fill="F5F7F9"/>
           </w:tcPr>
           <w:p>
             <w:pPr>
               <w:spacing w:after="60" w:before="60"/>
+              <w:jc w:val="center"/>
             </w:pPr>
             <w:r>
               <w:rPr>
@@ -10121,10 +10352,13 @@
         <w:tc>
           <w:tcPr>
             <w:tcW w:type="dxa" w:w="1872"/>
+            <w:vAlign w:val="center"/>
+            <w:shd w:fill="F5F7F9"/>
           </w:tcPr>
           <w:p>
             <w:pPr>
               <w:spacing w:after="60" w:before="60"/>
+              <w:jc w:val="center"/>
             </w:pPr>
             <w:r>
               <w:rPr>
@@ -10140,10 +10374,13 @@
         <w:tc>
           <w:tcPr>
             <w:tcW w:type="dxa" w:w="1872"/>
+            <w:vAlign w:val="center"/>
+            <w:shd w:fill="FFFFFF"/>
           </w:tcPr>
           <w:p>
             <w:pPr>
               <w:spacing w:after="60" w:before="60"/>
+              <w:jc w:val="center"/>
             </w:pPr>
             <w:r>
               <w:rPr>
@@ -10157,10 +10394,13 @@
         <w:tc>
           <w:tcPr>
             <w:tcW w:type="dxa" w:w="1872"/>
+            <w:vAlign w:val="center"/>
+            <w:shd w:fill="FFFFFF"/>
           </w:tcPr>
           <w:p>
             <w:pPr>
               <w:spacing w:after="60" w:before="60"/>
+              <w:jc w:val="left"/>
             </w:pPr>
             <w:r>
               <w:rPr>
@@ -10174,10 +10414,13 @@
         <w:tc>
           <w:tcPr>
             <w:tcW w:type="dxa" w:w="1872"/>
+            <w:vAlign w:val="center"/>
+            <w:shd w:fill="FFFFFF"/>
           </w:tcPr>
           <w:p>
             <w:pPr>
               <w:spacing w:after="60" w:before="60"/>
+              <w:jc w:val="center"/>
             </w:pPr>
             <w:r>
               <w:rPr>
@@ -10191,10 +10434,13 @@
         <w:tc>
           <w:tcPr>
             <w:tcW w:type="dxa" w:w="1872"/>
+            <w:vAlign w:val="center"/>
+            <w:shd w:fill="FFFFFF"/>
           </w:tcPr>
           <w:p>
             <w:pPr>
               <w:spacing w:after="60" w:before="60"/>
+              <w:jc w:val="center"/>
             </w:pPr>
             <w:r>
               <w:rPr>
@@ -10208,10 +10454,13 @@
         <w:tc>
           <w:tcPr>
             <w:tcW w:type="dxa" w:w="1872"/>
+            <w:vAlign w:val="center"/>
+            <w:shd w:fill="FFFFFF"/>
           </w:tcPr>
           <w:p>
             <w:pPr>
               <w:spacing w:after="60" w:before="60"/>
+              <w:jc w:val="center"/>
             </w:pPr>
             <w:r>
               <w:rPr>
@@ -10227,10 +10476,13 @@
         <w:tc>
           <w:tcPr>
             <w:tcW w:type="dxa" w:w="1872"/>
+            <w:vAlign w:val="center"/>
+            <w:shd w:fill="F5F7F9"/>
           </w:tcPr>
           <w:p>
             <w:pPr>
               <w:spacing w:after="60" w:before="60"/>
+              <w:jc w:val="center"/>
             </w:pPr>
             <w:r>
               <w:rPr>
@@ -10244,10 +10496,13 @@
         <w:tc>
           <w:tcPr>
             <w:tcW w:type="dxa" w:w="1872"/>
+            <w:vAlign w:val="center"/>
+            <w:shd w:fill="F5F7F9"/>
           </w:tcPr>
           <w:p>
             <w:pPr>
               <w:spacing w:after="60" w:before="60"/>
+              <w:jc w:val="left"/>
             </w:pPr>
             <w:r>
               <w:rPr>
@@ -10261,10 +10516,13 @@
         <w:tc>
           <w:tcPr>
             <w:tcW w:type="dxa" w:w="1872"/>
+            <w:vAlign w:val="center"/>
+            <w:shd w:fill="F5F7F9"/>
           </w:tcPr>
           <w:p>
             <w:pPr>
               <w:spacing w:after="60" w:before="60"/>
+              <w:jc w:val="center"/>
             </w:pPr>
             <w:r>
               <w:rPr>
@@ -10278,10 +10536,13 @@
         <w:tc>
           <w:tcPr>
             <w:tcW w:type="dxa" w:w="1872"/>
+            <w:vAlign w:val="center"/>
+            <w:shd w:fill="F5F7F9"/>
           </w:tcPr>
           <w:p>
             <w:pPr>
               <w:spacing w:after="60" w:before="60"/>
+              <w:jc w:val="center"/>
             </w:pPr>
             <w:r>
               <w:rPr>
@@ -10295,10 +10556,13 @@
         <w:tc>
           <w:tcPr>
             <w:tcW w:type="dxa" w:w="1872"/>
+            <w:vAlign w:val="center"/>
+            <w:shd w:fill="F5F7F9"/>
           </w:tcPr>
           <w:p>
             <w:pPr>
               <w:spacing w:after="60" w:before="60"/>
+              <w:jc w:val="center"/>
             </w:pPr>
             <w:r>
               <w:rPr>
@@ -10314,10 +10578,13 @@
         <w:tc>
           <w:tcPr>
             <w:tcW w:type="dxa" w:w="1872"/>
+            <w:vAlign w:val="center"/>
+            <w:shd w:fill="FFFFFF"/>
           </w:tcPr>
           <w:p>
             <w:pPr>
               <w:spacing w:after="60" w:before="60"/>
+              <w:jc w:val="center"/>
             </w:pPr>
             <w:r>
               <w:rPr>
@@ -10331,10 +10598,13 @@
         <w:tc>
           <w:tcPr>
             <w:tcW w:type="dxa" w:w="1872"/>
+            <w:vAlign w:val="center"/>
+            <w:shd w:fill="FFFFFF"/>
           </w:tcPr>
           <w:p>
             <w:pPr>
               <w:spacing w:after="60" w:before="60"/>
+              <w:jc w:val="left"/>
             </w:pPr>
             <w:r>
               <w:rPr>
@@ -10348,10 +10618,13 @@
         <w:tc>
           <w:tcPr>
             <w:tcW w:type="dxa" w:w="1872"/>
+            <w:vAlign w:val="center"/>
+            <w:shd w:fill="FFFFFF"/>
           </w:tcPr>
           <w:p>
             <w:pPr>
               <w:spacing w:after="60" w:before="60"/>
+              <w:jc w:val="center"/>
             </w:pPr>
             <w:r>
               <w:rPr>
@@ -10365,10 +10638,13 @@
         <w:tc>
           <w:tcPr>
             <w:tcW w:type="dxa" w:w="1872"/>
+            <w:vAlign w:val="center"/>
+            <w:shd w:fill="FFFFFF"/>
           </w:tcPr>
           <w:p>
             <w:pPr>
               <w:spacing w:after="60" w:before="60"/>
+              <w:jc w:val="center"/>
             </w:pPr>
             <w:r>
               <w:rPr>
@@ -10382,10 +10658,13 @@
         <w:tc>
           <w:tcPr>
             <w:tcW w:type="dxa" w:w="1872"/>
+            <w:vAlign w:val="center"/>
+            <w:shd w:fill="FFFFFF"/>
           </w:tcPr>
           <w:p>
             <w:pPr>
               <w:spacing w:after="60" w:before="60"/>
+              <w:jc w:val="center"/>
             </w:pPr>
             <w:r>
               <w:rPr>
@@ -10401,10 +10680,13 @@
         <w:tc>
           <w:tcPr>
             <w:tcW w:type="dxa" w:w="1872"/>
+            <w:vAlign w:val="center"/>
+            <w:shd w:fill="F5F7F9"/>
           </w:tcPr>
           <w:p>
             <w:pPr>
               <w:spacing w:after="60" w:before="60"/>
+              <w:jc w:val="center"/>
             </w:pPr>
             <w:r>
               <w:rPr>
@@ -10418,10 +10700,13 @@
         <w:tc>
           <w:tcPr>
             <w:tcW w:type="dxa" w:w="1872"/>
+            <w:vAlign w:val="center"/>
+            <w:shd w:fill="F5F7F9"/>
           </w:tcPr>
           <w:p>
             <w:pPr>
               <w:spacing w:after="60" w:before="60"/>
+              <w:jc w:val="left"/>
             </w:pPr>
             <w:r>
               <w:rPr>
@@ -10435,10 +10720,13 @@
         <w:tc>
           <w:tcPr>
             <w:tcW w:type="dxa" w:w="1872"/>
+            <w:vAlign w:val="center"/>
+            <w:shd w:fill="F5F7F9"/>
           </w:tcPr>
           <w:p>
             <w:pPr>
               <w:spacing w:after="60" w:before="60"/>
+              <w:jc w:val="center"/>
             </w:pPr>
             <w:r>
               <w:rPr>
@@ -10452,10 +10740,13 @@
         <w:tc>
           <w:tcPr>
             <w:tcW w:type="dxa" w:w="1872"/>
+            <w:vAlign w:val="center"/>
+            <w:shd w:fill="F5F7F9"/>
           </w:tcPr>
           <w:p>
             <w:pPr>
               <w:spacing w:after="60" w:before="60"/>
+              <w:jc w:val="center"/>
             </w:pPr>
             <w:r>
               <w:rPr>
@@ -10469,10 +10760,13 @@
         <w:tc>
           <w:tcPr>
             <w:tcW w:type="dxa" w:w="1872"/>
+            <w:vAlign w:val="center"/>
+            <w:shd w:fill="F5F7F9"/>
           </w:tcPr>
           <w:p>
             <w:pPr>
               <w:spacing w:after="60" w:before="60"/>
+              <w:jc w:val="center"/>
             </w:pPr>
             <w:r>
               <w:rPr>
@@ -10488,10 +10782,13 @@
         <w:tc>
           <w:tcPr>
             <w:tcW w:type="dxa" w:w="1872"/>
+            <w:vAlign w:val="center"/>
+            <w:shd w:fill="FFFFFF"/>
           </w:tcPr>
           <w:p>
             <w:pPr>
               <w:spacing w:after="60" w:before="60"/>
+              <w:jc w:val="center"/>
             </w:pPr>
             <w:r>
               <w:rPr>
@@ -10505,10 +10802,13 @@
         <w:tc>
           <w:tcPr>
             <w:tcW w:type="dxa" w:w="1872"/>
+            <w:vAlign w:val="center"/>
+            <w:shd w:fill="FFFFFF"/>
           </w:tcPr>
           <w:p>
             <w:pPr>
               <w:spacing w:after="60" w:before="60"/>
+              <w:jc w:val="left"/>
             </w:pPr>
             <w:r>
               <w:rPr>
@@ -10522,10 +10822,13 @@
         <w:tc>
           <w:tcPr>
             <w:tcW w:type="dxa" w:w="1872"/>
+            <w:vAlign w:val="center"/>
+            <w:shd w:fill="FFFFFF"/>
           </w:tcPr>
           <w:p>
             <w:pPr>
               <w:spacing w:after="60" w:before="60"/>
+              <w:jc w:val="center"/>
             </w:pPr>
             <w:r>
               <w:rPr>
@@ -10539,10 +10842,13 @@
         <w:tc>
           <w:tcPr>
             <w:tcW w:type="dxa" w:w="1872"/>
+            <w:vAlign w:val="center"/>
+            <w:shd w:fill="FFFFFF"/>
           </w:tcPr>
           <w:p>
             <w:pPr>
               <w:spacing w:after="60" w:before="60"/>
+              <w:jc w:val="center"/>
             </w:pPr>
             <w:r>
               <w:rPr>
@@ -10556,10 +10862,13 @@
         <w:tc>
           <w:tcPr>
             <w:tcW w:type="dxa" w:w="1872"/>
+            <w:vAlign w:val="center"/>
+            <w:shd w:fill="FFFFFF"/>
           </w:tcPr>
           <w:p>
             <w:pPr>
               <w:spacing w:after="60" w:before="60"/>
+              <w:jc w:val="center"/>
             </w:pPr>
             <w:r>
               <w:rPr>
@@ -10575,10 +10884,13 @@
         <w:tc>
           <w:tcPr>
             <w:tcW w:type="dxa" w:w="1872"/>
+            <w:vAlign w:val="center"/>
+            <w:shd w:fill="F5F7F9"/>
           </w:tcPr>
           <w:p>
             <w:pPr>
               <w:spacing w:after="60" w:before="60"/>
+              <w:jc w:val="center"/>
             </w:pPr>
             <w:r>
               <w:rPr>
@@ -10592,10 +10904,13 @@
         <w:tc>
           <w:tcPr>
             <w:tcW w:type="dxa" w:w="1872"/>
+            <w:vAlign w:val="center"/>
+            <w:shd w:fill="F5F7F9"/>
           </w:tcPr>
           <w:p>
             <w:pPr>
               <w:spacing w:after="60" w:before="60"/>
+              <w:jc w:val="left"/>
             </w:pPr>
             <w:r>
               <w:rPr>
@@ -10609,10 +10924,13 @@
         <w:tc>
           <w:tcPr>
             <w:tcW w:type="dxa" w:w="1872"/>
+            <w:vAlign w:val="center"/>
+            <w:shd w:fill="F5F7F9"/>
           </w:tcPr>
           <w:p>
             <w:pPr>
               <w:spacing w:after="60" w:before="60"/>
+              <w:jc w:val="center"/>
             </w:pPr>
             <w:r>
               <w:rPr>
@@ -10626,10 +10944,13 @@
         <w:tc>
           <w:tcPr>
             <w:tcW w:type="dxa" w:w="1872"/>
+            <w:vAlign w:val="center"/>
+            <w:shd w:fill="F5F7F9"/>
           </w:tcPr>
           <w:p>
             <w:pPr>
               <w:spacing w:after="60" w:before="60"/>
+              <w:jc w:val="center"/>
             </w:pPr>
             <w:r>
               <w:rPr>
@@ -10643,10 +10964,13 @@
         <w:tc>
           <w:tcPr>
             <w:tcW w:type="dxa" w:w="1872"/>
+            <w:vAlign w:val="center"/>
+            <w:shd w:fill="F5F7F9"/>
           </w:tcPr>
           <w:p>
             <w:pPr>
               <w:spacing w:after="60" w:before="60"/>
+              <w:jc w:val="center"/>
             </w:pPr>
             <w:r>
               <w:rPr>
@@ -10662,10 +10986,13 @@
         <w:tc>
           <w:tcPr>
             <w:tcW w:type="dxa" w:w="1872"/>
+            <w:vAlign w:val="center"/>
+            <w:shd w:fill="FFFFFF"/>
           </w:tcPr>
           <w:p>
             <w:pPr>
               <w:spacing w:after="60" w:before="60"/>
+              <w:jc w:val="center"/>
             </w:pPr>
             <w:r>
               <w:rPr>
@@ -10679,10 +11006,13 @@
         <w:tc>
           <w:tcPr>
             <w:tcW w:type="dxa" w:w="1872"/>
+            <w:vAlign w:val="center"/>
+            <w:shd w:fill="FFFFFF"/>
           </w:tcPr>
           <w:p>
             <w:pPr>
               <w:spacing w:after="60" w:before="60"/>
+              <w:jc w:val="left"/>
             </w:pPr>
             <w:r>
               <w:rPr>
@@ -10696,10 +11026,13 @@
         <w:tc>
           <w:tcPr>
             <w:tcW w:type="dxa" w:w="1872"/>
+            <w:vAlign w:val="center"/>
+            <w:shd w:fill="FFFFFF"/>
           </w:tcPr>
           <w:p>
             <w:pPr>
               <w:spacing w:after="60" w:before="60"/>
+              <w:jc w:val="center"/>
             </w:pPr>
             <w:r>
               <w:rPr>
@@ -10713,10 +11046,13 @@
         <w:tc>
           <w:tcPr>
             <w:tcW w:type="dxa" w:w="1872"/>
+            <w:vAlign w:val="center"/>
+            <w:shd w:fill="FFFFFF"/>
           </w:tcPr>
           <w:p>
             <w:pPr>
               <w:spacing w:after="60" w:before="60"/>
+              <w:jc w:val="center"/>
             </w:pPr>
             <w:r>
               <w:rPr>
@@ -10730,10 +11066,13 @@
         <w:tc>
           <w:tcPr>
             <w:tcW w:type="dxa" w:w="1872"/>
+            <w:vAlign w:val="center"/>
+            <w:shd w:fill="FFFFFF"/>
           </w:tcPr>
           <w:p>
             <w:pPr>
               <w:spacing w:after="60" w:before="60"/>
+              <w:jc w:val="center"/>
             </w:pPr>
             <w:r>
               <w:rPr>
@@ -10804,6 +11143,14 @@
       <w:tblPr>
         <w:tblW w:type="auto" w:w="0"/>
         <w:tblLook w:firstColumn="1" w:firstRow="1" w:lastColumn="0" w:lastRow="0" w:noHBand="0" w:noVBand="1" w:val="04A0"/>
+        <w:tblBorders>
+          <w:top w:val="single" w:sz="4" w:color="D9D9D9"/>
+          <w:left w:val="single" w:sz="4" w:color="D9D9D9"/>
+          <w:bottom w:val="single" w:sz="4" w:color="D9D9D9"/>
+          <w:right w:val="single" w:sz="4" w:color="D9D9D9"/>
+          <w:insideH w:val="single" w:sz="4" w:color="D9D9D9"/>
+          <w:insideV w:val="single" w:sz="4" w:color="D9D9D9"/>
+        </w:tblBorders>
       </w:tblPr>
       <w:tblGrid>
         <w:gridCol w:w="1872"/>
@@ -10819,10 +11166,13 @@
         <w:tc>
           <w:tcPr>
             <w:tcW w:type="dxa" w:w="1872"/>
+            <w:vAlign w:val="center"/>
+            <w:shd w:fill="E8EDF0"/>
           </w:tcPr>
           <w:p>
             <w:pPr>
               <w:spacing w:after="60" w:before="60"/>
+              <w:jc w:val="center"/>
             </w:pPr>
             <w:r>
               <w:rPr>
@@ -10836,10 +11186,13 @@
         <w:tc>
           <w:tcPr>
             <w:tcW w:type="dxa" w:w="1872"/>
+            <w:vAlign w:val="center"/>
+            <w:shd w:fill="E8EDF0"/>
           </w:tcPr>
           <w:p>
             <w:pPr>
               <w:spacing w:after="60" w:before="60"/>
+              <w:jc w:val="left"/>
             </w:pPr>
             <w:r>
               <w:rPr>
@@ -10853,10 +11206,13 @@
         <w:tc>
           <w:tcPr>
             <w:tcW w:type="dxa" w:w="1872"/>
+            <w:vAlign w:val="center"/>
+            <w:shd w:fill="E8EDF0"/>
           </w:tcPr>
           <w:p>
             <w:pPr>
               <w:spacing w:after="60" w:before="60"/>
+              <w:jc w:val="center"/>
             </w:pPr>
             <w:r>
               <w:rPr>
@@ -10870,10 +11226,13 @@
         <w:tc>
           <w:tcPr>
             <w:tcW w:type="dxa" w:w="1872"/>
+            <w:vAlign w:val="center"/>
+            <w:shd w:fill="E8EDF0"/>
           </w:tcPr>
           <w:p>
             <w:pPr>
               <w:spacing w:after="60" w:before="60"/>
+              <w:jc w:val="center"/>
             </w:pPr>
             <w:r>
               <w:rPr>
@@ -10887,10 +11246,13 @@
         <w:tc>
           <w:tcPr>
             <w:tcW w:type="dxa" w:w="1872"/>
+            <w:vAlign w:val="center"/>
+            <w:shd w:fill="E8EDF0"/>
           </w:tcPr>
           <w:p>
             <w:pPr>
               <w:spacing w:after="60" w:before="60"/>
+              <w:jc w:val="center"/>
             </w:pPr>
             <w:r>
               <w:rPr>
@@ -10906,10 +11268,13 @@
         <w:tc>
           <w:tcPr>
             <w:tcW w:type="dxa" w:w="1872"/>
+            <w:vAlign w:val="center"/>
+            <w:shd w:fill="FFFFFF"/>
           </w:tcPr>
           <w:p>
             <w:pPr>
               <w:spacing w:after="60" w:before="60"/>
+              <w:jc w:val="center"/>
             </w:pPr>
             <w:r>
               <w:rPr>
@@ -10923,10 +11288,13 @@
         <w:tc>
           <w:tcPr>
             <w:tcW w:type="dxa" w:w="1872"/>
+            <w:vAlign w:val="center"/>
+            <w:shd w:fill="FFFFFF"/>
           </w:tcPr>
           <w:p>
             <w:pPr>
               <w:spacing w:after="60" w:before="60"/>
+              <w:jc w:val="left"/>
             </w:pPr>
             <w:r>
               <w:rPr>
@@ -10940,10 +11308,13 @@
         <w:tc>
           <w:tcPr>
             <w:tcW w:type="dxa" w:w="1872"/>
+            <w:vAlign w:val="center"/>
+            <w:shd w:fill="FFFFFF"/>
           </w:tcPr>
           <w:p>
             <w:pPr>
               <w:spacing w:after="60" w:before="60"/>
+              <w:jc w:val="center"/>
             </w:pPr>
             <w:r>
               <w:rPr>
@@ -10957,10 +11328,13 @@
         <w:tc>
           <w:tcPr>
             <w:tcW w:type="dxa" w:w="1872"/>
+            <w:vAlign w:val="center"/>
+            <w:shd w:fill="FFFFFF"/>
           </w:tcPr>
           <w:p>
             <w:pPr>
               <w:spacing w:after="60" w:before="60"/>
+              <w:jc w:val="center"/>
             </w:pPr>
             <w:r>
               <w:rPr>
@@ -10974,10 +11348,13 @@
         <w:tc>
           <w:tcPr>
             <w:tcW w:type="dxa" w:w="1872"/>
+            <w:vAlign w:val="center"/>
+            <w:shd w:fill="FFFFFF"/>
           </w:tcPr>
           <w:p>
             <w:pPr>
               <w:spacing w:after="60" w:before="60"/>
+              <w:jc w:val="center"/>
             </w:pPr>
             <w:r>
               <w:rPr>
@@ -10993,10 +11370,13 @@
         <w:tc>
           <w:tcPr>
             <w:tcW w:type="dxa" w:w="1872"/>
+            <w:vAlign w:val="center"/>
+            <w:shd w:fill="F5F7F9"/>
           </w:tcPr>
           <w:p>
             <w:pPr>
               <w:spacing w:after="60" w:before="60"/>
+              <w:jc w:val="center"/>
             </w:pPr>
             <w:r>
               <w:rPr>
@@ -11010,10 +11390,13 @@
         <w:tc>
           <w:tcPr>
             <w:tcW w:type="dxa" w:w="1872"/>
+            <w:vAlign w:val="center"/>
+            <w:shd w:fill="F5F7F9"/>
           </w:tcPr>
           <w:p>
             <w:pPr>
               <w:spacing w:after="60" w:before="60"/>
+              <w:jc w:val="left"/>
             </w:pPr>
             <w:r>
               <w:rPr>
@@ -11027,10 +11410,13 @@
         <w:tc>
           <w:tcPr>
             <w:tcW w:type="dxa" w:w="1872"/>
+            <w:vAlign w:val="center"/>
+            <w:shd w:fill="F5F7F9"/>
           </w:tcPr>
           <w:p>
             <w:pPr>
               <w:spacing w:after="60" w:before="60"/>
+              <w:jc w:val="center"/>
             </w:pPr>
             <w:r>
               <w:rPr>
@@ -11044,10 +11430,13 @@
         <w:tc>
           <w:tcPr>
             <w:tcW w:type="dxa" w:w="1872"/>
+            <w:vAlign w:val="center"/>
+            <w:shd w:fill="F5F7F9"/>
           </w:tcPr>
           <w:p>
             <w:pPr>
               <w:spacing w:after="60" w:before="60"/>
+              <w:jc w:val="center"/>
             </w:pPr>
             <w:r>
               <w:rPr>
@@ -11061,10 +11450,13 @@
         <w:tc>
           <w:tcPr>
             <w:tcW w:type="dxa" w:w="1872"/>
+            <w:vAlign w:val="center"/>
+            <w:shd w:fill="F5F7F9"/>
           </w:tcPr>
           <w:p>
             <w:pPr>
               <w:spacing w:after="60" w:before="60"/>
+              <w:jc w:val="center"/>
             </w:pPr>
             <w:r>
               <w:rPr>
@@ -11080,10 +11472,13 @@
         <w:tc>
           <w:tcPr>
             <w:tcW w:type="dxa" w:w="1872"/>
+            <w:vAlign w:val="center"/>
+            <w:shd w:fill="FFFFFF"/>
           </w:tcPr>
           <w:p>
             <w:pPr>
               <w:spacing w:after="60" w:before="60"/>
+              <w:jc w:val="center"/>
             </w:pPr>
             <w:r>
               <w:rPr>
@@ -11097,10 +11492,13 @@
         <w:tc>
           <w:tcPr>
             <w:tcW w:type="dxa" w:w="1872"/>
+            <w:vAlign w:val="center"/>
+            <w:shd w:fill="FFFFFF"/>
           </w:tcPr>
           <w:p>
             <w:pPr>
               <w:spacing w:after="60" w:before="60"/>
+              <w:jc w:val="left"/>
             </w:pPr>
             <w:r>
               <w:rPr>
@@ -11114,10 +11512,13 @@
         <w:tc>
           <w:tcPr>
             <w:tcW w:type="dxa" w:w="1872"/>
+            <w:vAlign w:val="center"/>
+            <w:shd w:fill="FFFFFF"/>
           </w:tcPr>
           <w:p>
             <w:pPr>
               <w:spacing w:after="60" w:before="60"/>
+              <w:jc w:val="center"/>
             </w:pPr>
             <w:r>
               <w:rPr>
@@ -11131,10 +11532,13 @@
         <w:tc>
           <w:tcPr>
             <w:tcW w:type="dxa" w:w="1872"/>
+            <w:vAlign w:val="center"/>
+            <w:shd w:fill="FFFFFF"/>
           </w:tcPr>
           <w:p>
             <w:pPr>
               <w:spacing w:after="60" w:before="60"/>
+              <w:jc w:val="center"/>
             </w:pPr>
             <w:r>
               <w:rPr>
@@ -11148,10 +11552,13 @@
         <w:tc>
           <w:tcPr>
             <w:tcW w:type="dxa" w:w="1872"/>
+            <w:vAlign w:val="center"/>
+            <w:shd w:fill="FFFFFF"/>
           </w:tcPr>
           <w:p>
             <w:pPr>
               <w:spacing w:after="60" w:before="60"/>
+              <w:jc w:val="center"/>
             </w:pPr>
             <w:r>
               <w:rPr>
@@ -11167,10 +11574,13 @@
         <w:tc>
           <w:tcPr>
             <w:tcW w:type="dxa" w:w="1872"/>
+            <w:vAlign w:val="center"/>
+            <w:shd w:fill="F5F7F9"/>
           </w:tcPr>
           <w:p>
             <w:pPr>
               <w:spacing w:after="60" w:before="60"/>
+              <w:jc w:val="center"/>
             </w:pPr>
             <w:r>
               <w:rPr>
@@ -11184,10 +11594,13 @@
         <w:tc>
           <w:tcPr>
             <w:tcW w:type="dxa" w:w="1872"/>
+            <w:vAlign w:val="center"/>
+            <w:shd w:fill="F5F7F9"/>
           </w:tcPr>
           <w:p>
             <w:pPr>
               <w:spacing w:after="60" w:before="60"/>
+              <w:jc w:val="left"/>
             </w:pPr>
             <w:r>
               <w:rPr>
@@ -11201,10 +11614,13 @@
         <w:tc>
           <w:tcPr>
             <w:tcW w:type="dxa" w:w="1872"/>
+            <w:vAlign w:val="center"/>
+            <w:shd w:fill="F5F7F9"/>
           </w:tcPr>
           <w:p>
             <w:pPr>
               <w:spacing w:after="60" w:before="60"/>
+              <w:jc w:val="center"/>
             </w:pPr>
             <w:r>
               <w:rPr>
@@ -11218,10 +11634,13 @@
         <w:tc>
           <w:tcPr>
             <w:tcW w:type="dxa" w:w="1872"/>
+            <w:vAlign w:val="center"/>
+            <w:shd w:fill="F5F7F9"/>
           </w:tcPr>
           <w:p>
             <w:pPr>
               <w:spacing w:after="60" w:before="60"/>
+              <w:jc w:val="center"/>
             </w:pPr>
             <w:r>
               <w:rPr>
@@ -11235,10 +11654,13 @@
         <w:tc>
           <w:tcPr>
             <w:tcW w:type="dxa" w:w="1872"/>
+            <w:vAlign w:val="center"/>
+            <w:shd w:fill="F5F7F9"/>
           </w:tcPr>
           <w:p>
             <w:pPr>
               <w:spacing w:after="60" w:before="60"/>
+              <w:jc w:val="center"/>
             </w:pPr>
             <w:r>
               <w:rPr>
@@ -11254,10 +11676,13 @@
         <w:tc>
           <w:tcPr>
             <w:tcW w:type="dxa" w:w="1872"/>
+            <w:vAlign w:val="center"/>
+            <w:shd w:fill="FFFFFF"/>
           </w:tcPr>
           <w:p>
             <w:pPr>
               <w:spacing w:after="60" w:before="60"/>
+              <w:jc w:val="center"/>
             </w:pPr>
             <w:r>
               <w:rPr>
@@ -11271,10 +11696,13 @@
         <w:tc>
           <w:tcPr>
             <w:tcW w:type="dxa" w:w="1872"/>
+            <w:vAlign w:val="center"/>
+            <w:shd w:fill="FFFFFF"/>
           </w:tcPr>
           <w:p>
             <w:pPr>
               <w:spacing w:after="60" w:before="60"/>
+              <w:jc w:val="left"/>
             </w:pPr>
             <w:r>
               <w:rPr>
@@ -11288,10 +11716,13 @@
         <w:tc>
           <w:tcPr>
             <w:tcW w:type="dxa" w:w="1872"/>
+            <w:vAlign w:val="center"/>
+            <w:shd w:fill="FFFFFF"/>
           </w:tcPr>
           <w:p>
             <w:pPr>
               <w:spacing w:after="60" w:before="60"/>
+              <w:jc w:val="center"/>
             </w:pPr>
             <w:r>
               <w:rPr>
@@ -11305,10 +11736,13 @@
         <w:tc>
           <w:tcPr>
             <w:tcW w:type="dxa" w:w="1872"/>
+            <w:vAlign w:val="center"/>
+            <w:shd w:fill="FFFFFF"/>
           </w:tcPr>
           <w:p>
             <w:pPr>
               <w:spacing w:after="60" w:before="60"/>
+              <w:jc w:val="center"/>
             </w:pPr>
             <w:r>
               <w:rPr>
@@ -11322,10 +11756,13 @@
         <w:tc>
           <w:tcPr>
             <w:tcW w:type="dxa" w:w="1872"/>
+            <w:vAlign w:val="center"/>
+            <w:shd w:fill="FFFFFF"/>
           </w:tcPr>
           <w:p>
             <w:pPr>
               <w:spacing w:after="60" w:before="60"/>
+              <w:jc w:val="center"/>
             </w:pPr>
             <w:r>
               <w:rPr>
@@ -11341,10 +11778,13 @@
         <w:tc>
           <w:tcPr>
             <w:tcW w:type="dxa" w:w="1872"/>
+            <w:vAlign w:val="center"/>
+            <w:shd w:fill="F5F7F9"/>
           </w:tcPr>
           <w:p>
             <w:pPr>
               <w:spacing w:after="60" w:before="60"/>
+              <w:jc w:val="center"/>
             </w:pPr>
             <w:r>
               <w:rPr>
@@ -11358,10 +11798,13 @@
         <w:tc>
           <w:tcPr>
             <w:tcW w:type="dxa" w:w="1872"/>
+            <w:vAlign w:val="center"/>
+            <w:shd w:fill="F5F7F9"/>
           </w:tcPr>
           <w:p>
             <w:pPr>
               <w:spacing w:after="60" w:before="60"/>
+              <w:jc w:val="left"/>
             </w:pPr>
             <w:r>
               <w:rPr>
@@ -11375,10 +11818,13 @@
         <w:tc>
           <w:tcPr>
             <w:tcW w:type="dxa" w:w="1872"/>
+            <w:vAlign w:val="center"/>
+            <w:shd w:fill="F5F7F9"/>
           </w:tcPr>
           <w:p>
             <w:pPr>
               <w:spacing w:after="60" w:before="60"/>
+              <w:jc w:val="center"/>
             </w:pPr>
             <w:r>
               <w:rPr>
@@ -11392,10 +11838,13 @@
         <w:tc>
           <w:tcPr>
             <w:tcW w:type="dxa" w:w="1872"/>
+            <w:vAlign w:val="center"/>
+            <w:shd w:fill="F5F7F9"/>
           </w:tcPr>
           <w:p>
             <w:pPr>
               <w:spacing w:after="60" w:before="60"/>
+              <w:jc w:val="center"/>
             </w:pPr>
             <w:r>
               <w:rPr>
@@ -11409,10 +11858,13 @@
         <w:tc>
           <w:tcPr>
             <w:tcW w:type="dxa" w:w="1872"/>
+            <w:vAlign w:val="center"/>
+            <w:shd w:fill="F5F7F9"/>
           </w:tcPr>
           <w:p>
             <w:pPr>
               <w:spacing w:after="60" w:before="60"/>
+              <w:jc w:val="center"/>
             </w:pPr>
             <w:r>
               <w:rPr>
@@ -11428,10 +11880,13 @@
         <w:tc>
           <w:tcPr>
             <w:tcW w:type="dxa" w:w="1872"/>
+            <w:vAlign w:val="center"/>
+            <w:shd w:fill="FFFFFF"/>
           </w:tcPr>
           <w:p>
             <w:pPr>
               <w:spacing w:after="60" w:before="60"/>
+              <w:jc w:val="center"/>
             </w:pPr>
             <w:r>
               <w:rPr>
@@ -11445,10 +11900,13 @@
         <w:tc>
           <w:tcPr>
             <w:tcW w:type="dxa" w:w="1872"/>
+            <w:vAlign w:val="center"/>
+            <w:shd w:fill="FFFFFF"/>
           </w:tcPr>
           <w:p>
             <w:pPr>
               <w:spacing w:after="60" w:before="60"/>
+              <w:jc w:val="left"/>
             </w:pPr>
             <w:r>
               <w:rPr>
@@ -11462,10 +11920,13 @@
         <w:tc>
           <w:tcPr>
             <w:tcW w:type="dxa" w:w="1872"/>
+            <w:vAlign w:val="center"/>
+            <w:shd w:fill="FFFFFF"/>
           </w:tcPr>
           <w:p>
             <w:pPr>
               <w:spacing w:after="60" w:before="60"/>
+              <w:jc w:val="center"/>
             </w:pPr>
             <w:r>
               <w:rPr>
@@ -11479,10 +11940,13 @@
         <w:tc>
           <w:tcPr>
             <w:tcW w:type="dxa" w:w="1872"/>
+            <w:vAlign w:val="center"/>
+            <w:shd w:fill="FFFFFF"/>
           </w:tcPr>
           <w:p>
             <w:pPr>
               <w:spacing w:after="60" w:before="60"/>
+              <w:jc w:val="center"/>
             </w:pPr>
             <w:r>
               <w:rPr>
@@ -11496,10 +11960,13 @@
         <w:tc>
           <w:tcPr>
             <w:tcW w:type="dxa" w:w="1872"/>
+            <w:vAlign w:val="center"/>
+            <w:shd w:fill="FFFFFF"/>
           </w:tcPr>
           <w:p>
             <w:pPr>
               <w:spacing w:after="60" w:before="60"/>
+              <w:jc w:val="center"/>
             </w:pPr>
             <w:r>
               <w:rPr>
@@ -11515,10 +11982,13 @@
         <w:tc>
           <w:tcPr>
             <w:tcW w:type="dxa" w:w="1872"/>
+            <w:vAlign w:val="center"/>
+            <w:shd w:fill="F5F7F9"/>
           </w:tcPr>
           <w:p>
             <w:pPr>
               <w:spacing w:after="60" w:before="60"/>
+              <w:jc w:val="center"/>
             </w:pPr>
             <w:r>
               <w:rPr>
@@ -11532,10 +12002,13 @@
         <w:tc>
           <w:tcPr>
             <w:tcW w:type="dxa" w:w="1872"/>
+            <w:vAlign w:val="center"/>
+            <w:shd w:fill="F5F7F9"/>
           </w:tcPr>
           <w:p>
             <w:pPr>
               <w:spacing w:after="60" w:before="60"/>
+              <w:jc w:val="left"/>
             </w:pPr>
             <w:r>
               <w:rPr>
@@ -11549,10 +12022,13 @@
         <w:tc>
           <w:tcPr>
             <w:tcW w:type="dxa" w:w="1872"/>
+            <w:vAlign w:val="center"/>
+            <w:shd w:fill="F5F7F9"/>
           </w:tcPr>
           <w:p>
             <w:pPr>
               <w:spacing w:after="60" w:before="60"/>
+              <w:jc w:val="center"/>
             </w:pPr>
             <w:r>
               <w:rPr>
@@ -11566,10 +12042,13 @@
         <w:tc>
           <w:tcPr>
             <w:tcW w:type="dxa" w:w="1872"/>
+            <w:vAlign w:val="center"/>
+            <w:shd w:fill="F5F7F9"/>
           </w:tcPr>
           <w:p>
             <w:pPr>
               <w:spacing w:after="60" w:before="60"/>
+              <w:jc w:val="center"/>
             </w:pPr>
             <w:r>
               <w:rPr>
@@ -11583,10 +12062,13 @@
         <w:tc>
           <w:tcPr>
             <w:tcW w:type="dxa" w:w="1872"/>
+            <w:vAlign w:val="center"/>
+            <w:shd w:fill="F5F7F9"/>
           </w:tcPr>
           <w:p>
             <w:pPr>
               <w:spacing w:after="60" w:before="60"/>
+              <w:jc w:val="center"/>
             </w:pPr>
             <w:r>
               <w:rPr>
@@ -11602,10 +12084,13 @@
         <w:tc>
           <w:tcPr>
             <w:tcW w:type="dxa" w:w="1872"/>
+            <w:vAlign w:val="center"/>
+            <w:shd w:fill="FFFFFF"/>
           </w:tcPr>
           <w:p>
             <w:pPr>
               <w:spacing w:after="60" w:before="60"/>
+              <w:jc w:val="center"/>
             </w:pPr>
             <w:r>
               <w:rPr>
@@ -11619,10 +12104,13 @@
         <w:tc>
           <w:tcPr>
             <w:tcW w:type="dxa" w:w="1872"/>
+            <w:vAlign w:val="center"/>
+            <w:shd w:fill="FFFFFF"/>
           </w:tcPr>
           <w:p>
             <w:pPr>
               <w:spacing w:after="60" w:before="60"/>
+              <w:jc w:val="left"/>
             </w:pPr>
             <w:r>
               <w:rPr>
@@ -11636,10 +12124,13 @@
         <w:tc>
           <w:tcPr>
             <w:tcW w:type="dxa" w:w="1872"/>
+            <w:vAlign w:val="center"/>
+            <w:shd w:fill="FFFFFF"/>
           </w:tcPr>
           <w:p>
             <w:pPr>
               <w:spacing w:after="60" w:before="60"/>
+              <w:jc w:val="center"/>
             </w:pPr>
             <w:r>
               <w:rPr>
@@ -11653,10 +12144,13 @@
         <w:tc>
           <w:tcPr>
             <w:tcW w:type="dxa" w:w="1872"/>
+            <w:vAlign w:val="center"/>
+            <w:shd w:fill="FFFFFF"/>
           </w:tcPr>
           <w:p>
             <w:pPr>
               <w:spacing w:after="60" w:before="60"/>
+              <w:jc w:val="center"/>
             </w:pPr>
             <w:r>
               <w:rPr>
@@ -11670,10 +12164,13 @@
         <w:tc>
           <w:tcPr>
             <w:tcW w:type="dxa" w:w="1872"/>
+            <w:vAlign w:val="center"/>
+            <w:shd w:fill="FFFFFF"/>
           </w:tcPr>
           <w:p>
             <w:pPr>
               <w:spacing w:after="60" w:before="60"/>
+              <w:jc w:val="center"/>
             </w:pPr>
             <w:r>
               <w:rPr>
@@ -11689,10 +12186,13 @@
         <w:tc>
           <w:tcPr>
             <w:tcW w:type="dxa" w:w="1872"/>
+            <w:vAlign w:val="center"/>
+            <w:shd w:fill="F5F7F9"/>
           </w:tcPr>
           <w:p>
             <w:pPr>
               <w:spacing w:after="60" w:before="60"/>
+              <w:jc w:val="center"/>
             </w:pPr>
             <w:r>
               <w:rPr>
@@ -11706,10 +12206,13 @@
         <w:tc>
           <w:tcPr>
             <w:tcW w:type="dxa" w:w="1872"/>
+            <w:vAlign w:val="center"/>
+            <w:shd w:fill="F5F7F9"/>
           </w:tcPr>
           <w:p>
             <w:pPr>
               <w:spacing w:after="60" w:before="60"/>
+              <w:jc w:val="left"/>
             </w:pPr>
             <w:r>
               <w:rPr>
@@ -11723,10 +12226,13 @@
         <w:tc>
           <w:tcPr>
             <w:tcW w:type="dxa" w:w="1872"/>
+            <w:vAlign w:val="center"/>
+            <w:shd w:fill="F5F7F9"/>
           </w:tcPr>
           <w:p>
             <w:pPr>
               <w:spacing w:after="60" w:before="60"/>
+              <w:jc w:val="center"/>
             </w:pPr>
             <w:r>
               <w:rPr>
@@ -11740,10 +12246,13 @@
         <w:tc>
           <w:tcPr>
             <w:tcW w:type="dxa" w:w="1872"/>
+            <w:vAlign w:val="center"/>
+            <w:shd w:fill="F5F7F9"/>
           </w:tcPr>
           <w:p>
             <w:pPr>
               <w:spacing w:after="60" w:before="60"/>
+              <w:jc w:val="center"/>
             </w:pPr>
             <w:r>
               <w:rPr>
@@ -11757,10 +12266,13 @@
         <w:tc>
           <w:tcPr>
             <w:tcW w:type="dxa" w:w="1872"/>
+            <w:vAlign w:val="center"/>
+            <w:shd w:fill="F5F7F9"/>
           </w:tcPr>
           <w:p>
             <w:pPr>
               <w:spacing w:after="60" w:before="60"/>
+              <w:jc w:val="center"/>
             </w:pPr>
             <w:r>
               <w:rPr>
@@ -11776,10 +12288,13 @@
         <w:tc>
           <w:tcPr>
             <w:tcW w:type="dxa" w:w="1872"/>
+            <w:vAlign w:val="center"/>
+            <w:shd w:fill="FFFFFF"/>
           </w:tcPr>
           <w:p>
             <w:pPr>
               <w:spacing w:after="60" w:before="60"/>
+              <w:jc w:val="center"/>
             </w:pPr>
             <w:r>
               <w:rPr>
@@ -11793,10 +12308,13 @@
         <w:tc>
           <w:tcPr>
             <w:tcW w:type="dxa" w:w="1872"/>
+            <w:vAlign w:val="center"/>
+            <w:shd w:fill="FFFFFF"/>
           </w:tcPr>
           <w:p>
             <w:pPr>
               <w:spacing w:after="60" w:before="60"/>
+              <w:jc w:val="left"/>
             </w:pPr>
             <w:r>
               <w:rPr>
@@ -11810,10 +12328,13 @@
         <w:tc>
           <w:tcPr>
             <w:tcW w:type="dxa" w:w="1872"/>
+            <w:vAlign w:val="center"/>
+            <w:shd w:fill="FFFFFF"/>
           </w:tcPr>
           <w:p>
             <w:pPr>
               <w:spacing w:after="60" w:before="60"/>
+              <w:jc w:val="center"/>
             </w:pPr>
             <w:r>
               <w:rPr>
@@ -11827,10 +12348,13 @@
         <w:tc>
           <w:tcPr>
             <w:tcW w:type="dxa" w:w="1872"/>
+            <w:vAlign w:val="center"/>
+            <w:shd w:fill="FFFFFF"/>
           </w:tcPr>
           <w:p>
             <w:pPr>
               <w:spacing w:after="60" w:before="60"/>
+              <w:jc w:val="center"/>
             </w:pPr>
             <w:r>
               <w:rPr>
@@ -11844,10 +12368,13 @@
         <w:tc>
           <w:tcPr>
             <w:tcW w:type="dxa" w:w="1872"/>
+            <w:vAlign w:val="center"/>
+            <w:shd w:fill="FFFFFF"/>
           </w:tcPr>
           <w:p>
             <w:pPr>
               <w:spacing w:after="60" w:before="60"/>
+              <w:jc w:val="center"/>
             </w:pPr>
             <w:r>
               <w:rPr>
@@ -11863,10 +12390,13 @@
         <w:tc>
           <w:tcPr>
             <w:tcW w:type="dxa" w:w="1872"/>
+            <w:vAlign w:val="center"/>
+            <w:shd w:fill="F5F7F9"/>
           </w:tcPr>
           <w:p>
             <w:pPr>
               <w:spacing w:after="60" w:before="60"/>
+              <w:jc w:val="center"/>
             </w:pPr>
             <w:r>
               <w:rPr>
@@ -11880,10 +12410,13 @@
         <w:tc>
           <w:tcPr>
             <w:tcW w:type="dxa" w:w="1872"/>
+            <w:vAlign w:val="center"/>
+            <w:shd w:fill="F5F7F9"/>
           </w:tcPr>
           <w:p>
             <w:pPr>
               <w:spacing w:after="60" w:before="60"/>
+              <w:jc w:val="left"/>
             </w:pPr>
             <w:r>
               <w:rPr>
@@ -11897,10 +12430,13 @@
         <w:tc>
           <w:tcPr>
             <w:tcW w:type="dxa" w:w="1872"/>
+            <w:vAlign w:val="center"/>
+            <w:shd w:fill="F5F7F9"/>
           </w:tcPr>
           <w:p>
             <w:pPr>
               <w:spacing w:after="60" w:before="60"/>
+              <w:jc w:val="center"/>
             </w:pPr>
             <w:r>
               <w:rPr>
@@ -11914,10 +12450,13 @@
         <w:tc>
           <w:tcPr>
             <w:tcW w:type="dxa" w:w="1872"/>
+            <w:vAlign w:val="center"/>
+            <w:shd w:fill="F5F7F9"/>
           </w:tcPr>
           <w:p>
             <w:pPr>
               <w:spacing w:after="60" w:before="60"/>
+              <w:jc w:val="center"/>
             </w:pPr>
             <w:r>
               <w:rPr>
@@ -11931,10 +12470,13 @@
         <w:tc>
           <w:tcPr>
             <w:tcW w:type="dxa" w:w="1872"/>
+            <w:vAlign w:val="center"/>
+            <w:shd w:fill="F5F7F9"/>
           </w:tcPr>
           <w:p>
             <w:pPr>
               <w:spacing w:after="60" w:before="60"/>
+              <w:jc w:val="center"/>
             </w:pPr>
             <w:r>
               <w:rPr>
@@ -11964,6 +12506,14 @@
       <w:tblPr>
         <w:tblW w:type="auto" w:w="0"/>
         <w:tblLook w:firstColumn="1" w:firstRow="1" w:lastColumn="0" w:lastRow="0" w:noHBand="0" w:noVBand="1" w:val="04A0"/>
+        <w:tblBorders>
+          <w:top w:val="single" w:sz="4" w:color="D9D9D9"/>
+          <w:left w:val="single" w:sz="4" w:color="D9D9D9"/>
+          <w:bottom w:val="single" w:sz="4" w:color="D9D9D9"/>
+          <w:right w:val="single" w:sz="4" w:color="D9D9D9"/>
+          <w:insideH w:val="single" w:sz="4" w:color="D9D9D9"/>
+          <w:insideV w:val="single" w:sz="4" w:color="D9D9D9"/>
+        </w:tblBorders>
       </w:tblPr>
       <w:tblGrid>
         <w:gridCol w:w="1872"/>
@@ -11979,10 +12529,13 @@
         <w:tc>
           <w:tcPr>
             <w:tcW w:type="dxa" w:w="1872"/>
+            <w:vAlign w:val="center"/>
+            <w:shd w:fill="E8EDF0"/>
           </w:tcPr>
           <w:p>
             <w:pPr>
               <w:spacing w:after="60" w:before="60"/>
+              <w:jc w:val="center"/>
             </w:pPr>
             <w:r>
               <w:rPr>
@@ -11996,10 +12549,13 @@
         <w:tc>
           <w:tcPr>
             <w:tcW w:type="dxa" w:w="1872"/>
+            <w:vAlign w:val="center"/>
+            <w:shd w:fill="E8EDF0"/>
           </w:tcPr>
           <w:p>
             <w:pPr>
               <w:spacing w:after="60" w:before="60"/>
+              <w:jc w:val="left"/>
             </w:pPr>
             <w:r>
               <w:rPr>
@@ -12013,10 +12569,13 @@
         <w:tc>
           <w:tcPr>
             <w:tcW w:type="dxa" w:w="1872"/>
+            <w:vAlign w:val="center"/>
+            <w:shd w:fill="E8EDF0"/>
           </w:tcPr>
           <w:p>
             <w:pPr>
               <w:spacing w:after="60" w:before="60"/>
+              <w:jc w:val="center"/>
             </w:pPr>
             <w:r>
               <w:rPr>
@@ -12030,10 +12589,13 @@
         <w:tc>
           <w:tcPr>
             <w:tcW w:type="dxa" w:w="1872"/>
+            <w:vAlign w:val="center"/>
+            <w:shd w:fill="E8EDF0"/>
           </w:tcPr>
           <w:p>
             <w:pPr>
               <w:spacing w:after="60" w:before="60"/>
+              <w:jc w:val="center"/>
             </w:pPr>
             <w:r>
               <w:rPr>
@@ -12047,10 +12609,13 @@
         <w:tc>
           <w:tcPr>
             <w:tcW w:type="dxa" w:w="1872"/>
+            <w:vAlign w:val="center"/>
+            <w:shd w:fill="E8EDF0"/>
           </w:tcPr>
           <w:p>
             <w:pPr>
               <w:spacing w:after="60" w:before="60"/>
+              <w:jc w:val="center"/>
             </w:pPr>
             <w:r>
               <w:rPr>
@@ -12066,10 +12631,13 @@
         <w:tc>
           <w:tcPr>
             <w:tcW w:type="dxa" w:w="1872"/>
+            <w:vAlign w:val="center"/>
+            <w:shd w:fill="FFFFFF"/>
           </w:tcPr>
           <w:p>
             <w:pPr>
               <w:spacing w:after="60" w:before="60"/>
+              <w:jc w:val="center"/>
             </w:pPr>
             <w:r>
               <w:rPr>
@@ -12083,10 +12651,13 @@
         <w:tc>
           <w:tcPr>
             <w:tcW w:type="dxa" w:w="1872"/>
+            <w:vAlign w:val="center"/>
+            <w:shd w:fill="FFFFFF"/>
           </w:tcPr>
           <w:p>
             <w:pPr>
               <w:spacing w:after="60" w:before="60"/>
+              <w:jc w:val="left"/>
             </w:pPr>
             <w:r>
               <w:rPr>
@@ -12100,10 +12671,13 @@
         <w:tc>
           <w:tcPr>
             <w:tcW w:type="dxa" w:w="1872"/>
+            <w:vAlign w:val="center"/>
+            <w:shd w:fill="FFFFFF"/>
           </w:tcPr>
           <w:p>
             <w:pPr>
               <w:spacing w:after="60" w:before="60"/>
+              <w:jc w:val="center"/>
             </w:pPr>
             <w:r>
               <w:rPr>
@@ -12117,10 +12691,13 @@
         <w:tc>
           <w:tcPr>
             <w:tcW w:type="dxa" w:w="1872"/>
+            <w:vAlign w:val="center"/>
+            <w:shd w:fill="FFFFFF"/>
           </w:tcPr>
           <w:p>
             <w:pPr>
               <w:spacing w:after="60" w:before="60"/>
+              <w:jc w:val="center"/>
             </w:pPr>
             <w:r>
               <w:rPr>
@@ -12134,10 +12711,13 @@
         <w:tc>
           <w:tcPr>
             <w:tcW w:type="dxa" w:w="1872"/>
+            <w:vAlign w:val="center"/>
+            <w:shd w:fill="FFFFFF"/>
           </w:tcPr>
           <w:p>
             <w:pPr>
               <w:spacing w:after="60" w:before="60"/>
+              <w:jc w:val="center"/>
             </w:pPr>
             <w:r>
               <w:rPr>
@@ -12153,10 +12733,13 @@
         <w:tc>
           <w:tcPr>
             <w:tcW w:type="dxa" w:w="1872"/>
+            <w:vAlign w:val="center"/>
+            <w:shd w:fill="F5F7F9"/>
           </w:tcPr>
           <w:p>
             <w:pPr>
               <w:spacing w:after="60" w:before="60"/>
+              <w:jc w:val="center"/>
             </w:pPr>
             <w:r>
               <w:rPr>
@@ -12170,10 +12753,13 @@
         <w:tc>
           <w:tcPr>
             <w:tcW w:type="dxa" w:w="1872"/>
+            <w:vAlign w:val="center"/>
+            <w:shd w:fill="F5F7F9"/>
           </w:tcPr>
           <w:p>
             <w:pPr>
               <w:spacing w:after="60" w:before="60"/>
+              <w:jc w:val="left"/>
             </w:pPr>
             <w:r>
               <w:rPr>
@@ -12187,10 +12773,13 @@
         <w:tc>
           <w:tcPr>
             <w:tcW w:type="dxa" w:w="1872"/>
+            <w:vAlign w:val="center"/>
+            <w:shd w:fill="F5F7F9"/>
           </w:tcPr>
           <w:p>
             <w:pPr>
               <w:spacing w:after="60" w:before="60"/>
+              <w:jc w:val="center"/>
             </w:pPr>
             <w:r>
               <w:rPr>
@@ -12204,10 +12793,13 @@
         <w:tc>
           <w:tcPr>
             <w:tcW w:type="dxa" w:w="1872"/>
+            <w:vAlign w:val="center"/>
+            <w:shd w:fill="F5F7F9"/>
           </w:tcPr>
           <w:p>
             <w:pPr>
               <w:spacing w:after="60" w:before="60"/>
+              <w:jc w:val="center"/>
             </w:pPr>
             <w:r>
               <w:rPr>
@@ -12221,10 +12813,13 @@
         <w:tc>
           <w:tcPr>
             <w:tcW w:type="dxa" w:w="1872"/>
+            <w:vAlign w:val="center"/>
+            <w:shd w:fill="F5F7F9"/>
           </w:tcPr>
           <w:p>
             <w:pPr>
               <w:spacing w:after="60" w:before="60"/>
+              <w:jc w:val="center"/>
             </w:pPr>
             <w:r>
               <w:rPr>
@@ -12240,10 +12835,13 @@
         <w:tc>
           <w:tcPr>
             <w:tcW w:type="dxa" w:w="1872"/>
+            <w:vAlign w:val="center"/>
+            <w:shd w:fill="FFFFFF"/>
           </w:tcPr>
           <w:p>
             <w:pPr>
               <w:spacing w:after="60" w:before="60"/>
+              <w:jc w:val="center"/>
             </w:pPr>
             <w:r>
               <w:rPr>
@@ -12257,10 +12855,13 @@
         <w:tc>
           <w:tcPr>
             <w:tcW w:type="dxa" w:w="1872"/>
+            <w:vAlign w:val="center"/>
+            <w:shd w:fill="FFFFFF"/>
           </w:tcPr>
           <w:p>
             <w:pPr>
               <w:spacing w:after="60" w:before="60"/>
+              <w:jc w:val="left"/>
             </w:pPr>
             <w:r>
               <w:rPr>
@@ -12274,10 +12875,13 @@
         <w:tc>
           <w:tcPr>
             <w:tcW w:type="dxa" w:w="1872"/>
+            <w:vAlign w:val="center"/>
+            <w:shd w:fill="FFFFFF"/>
           </w:tcPr>
           <w:p>
             <w:pPr>
               <w:spacing w:after="60" w:before="60"/>
+              <w:jc w:val="center"/>
             </w:pPr>
             <w:r>
               <w:rPr>
@@ -12291,10 +12895,13 @@
         <w:tc>
           <w:tcPr>
             <w:tcW w:type="dxa" w:w="1872"/>
+            <w:vAlign w:val="center"/>
+            <w:shd w:fill="FFFFFF"/>
           </w:tcPr>
           <w:p>
             <w:pPr>
               <w:spacing w:after="60" w:before="60"/>
+              <w:jc w:val="center"/>
             </w:pPr>
             <w:r>
               <w:rPr>
@@ -12308,10 +12915,13 @@
         <w:tc>
           <w:tcPr>
             <w:tcW w:type="dxa" w:w="1872"/>
+            <w:vAlign w:val="center"/>
+            <w:shd w:fill="FFFFFF"/>
           </w:tcPr>
           <w:p>
             <w:pPr>
               <w:spacing w:after="60" w:before="60"/>
+              <w:jc w:val="center"/>
             </w:pPr>
             <w:r>
               <w:rPr>
@@ -12327,10 +12937,13 @@
         <w:tc>
           <w:tcPr>
             <w:tcW w:type="dxa" w:w="1872"/>
+            <w:vAlign w:val="center"/>
+            <w:shd w:fill="F5F7F9"/>
           </w:tcPr>
           <w:p>
             <w:pPr>
               <w:spacing w:after="60" w:before="60"/>
+              <w:jc w:val="center"/>
             </w:pPr>
             <w:r>
               <w:rPr>
@@ -12344,10 +12957,13 @@
         <w:tc>
           <w:tcPr>
             <w:tcW w:type="dxa" w:w="1872"/>
+            <w:vAlign w:val="center"/>
+            <w:shd w:fill="F5F7F9"/>
           </w:tcPr>
           <w:p>
             <w:pPr>
               <w:spacing w:after="60" w:before="60"/>
+              <w:jc w:val="left"/>
             </w:pPr>
             <w:r>
               <w:rPr>
@@ -12361,10 +12977,13 @@
         <w:tc>
           <w:tcPr>
             <w:tcW w:type="dxa" w:w="1872"/>
+            <w:vAlign w:val="center"/>
+            <w:shd w:fill="F5F7F9"/>
           </w:tcPr>
           <w:p>
             <w:pPr>
               <w:spacing w:after="60" w:before="60"/>
+              <w:jc w:val="center"/>
             </w:pPr>
             <w:r>
               <w:rPr>
@@ -12378,10 +12997,13 @@
         <w:tc>
           <w:tcPr>
             <w:tcW w:type="dxa" w:w="1872"/>
+            <w:vAlign w:val="center"/>
+            <w:shd w:fill="F5F7F9"/>
           </w:tcPr>
           <w:p>
             <w:pPr>
               <w:spacing w:after="60" w:before="60"/>
+              <w:jc w:val="center"/>
             </w:pPr>
             <w:r>
               <w:rPr>
@@ -12395,10 +13017,13 @@
         <w:tc>
           <w:tcPr>
             <w:tcW w:type="dxa" w:w="1872"/>
+            <w:vAlign w:val="center"/>
+            <w:shd w:fill="F5F7F9"/>
           </w:tcPr>
           <w:p>
             <w:pPr>
               <w:spacing w:after="60" w:before="60"/>
+              <w:jc w:val="center"/>
             </w:pPr>
             <w:r>
               <w:rPr>
@@ -12414,10 +13039,13 @@
         <w:tc>
           <w:tcPr>
             <w:tcW w:type="dxa" w:w="1872"/>
+            <w:vAlign w:val="center"/>
+            <w:shd w:fill="FFFFFF"/>
           </w:tcPr>
           <w:p>
             <w:pPr>
               <w:spacing w:after="60" w:before="60"/>
+              <w:jc w:val="center"/>
             </w:pPr>
             <w:r>
               <w:rPr>
@@ -12431,10 +13059,13 @@
         <w:tc>
           <w:tcPr>
             <w:tcW w:type="dxa" w:w="1872"/>
+            <w:vAlign w:val="center"/>
+            <w:shd w:fill="FFFFFF"/>
           </w:tcPr>
           <w:p>
             <w:pPr>
               <w:spacing w:after="60" w:before="60"/>
+              <w:jc w:val="left"/>
             </w:pPr>
             <w:r>
               <w:rPr>
@@ -12448,10 +13079,13 @@
         <w:tc>
           <w:tcPr>
             <w:tcW w:type="dxa" w:w="1872"/>
+            <w:vAlign w:val="center"/>
+            <w:shd w:fill="FFFFFF"/>
           </w:tcPr>
           <w:p>
             <w:pPr>
               <w:spacing w:after="60" w:before="60"/>
+              <w:jc w:val="center"/>
             </w:pPr>
             <w:r>
               <w:rPr>
@@ -12465,10 +13099,13 @@
         <w:tc>
           <w:tcPr>
             <w:tcW w:type="dxa" w:w="1872"/>
+            <w:vAlign w:val="center"/>
+            <w:shd w:fill="FFFFFF"/>
           </w:tcPr>
           <w:p>
             <w:pPr>
               <w:spacing w:after="60" w:before="60"/>
+              <w:jc w:val="center"/>
             </w:pPr>
             <w:r>
               <w:rPr>
@@ -12482,10 +13119,13 @@
         <w:tc>
           <w:tcPr>
             <w:tcW w:type="dxa" w:w="1872"/>
+            <w:vAlign w:val="center"/>
+            <w:shd w:fill="FFFFFF"/>
           </w:tcPr>
           <w:p>
             <w:pPr>
               <w:spacing w:after="60" w:before="60"/>
+              <w:jc w:val="center"/>
             </w:pPr>
             <w:r>
               <w:rPr>
@@ -12501,10 +13141,13 @@
         <w:tc>
           <w:tcPr>
             <w:tcW w:type="dxa" w:w="1872"/>
+            <w:vAlign w:val="center"/>
+            <w:shd w:fill="F5F7F9"/>
           </w:tcPr>
           <w:p>
             <w:pPr>
               <w:spacing w:after="60" w:before="60"/>
+              <w:jc w:val="center"/>
             </w:pPr>
             <w:r>
               <w:rPr>
@@ -12518,10 +13161,13 @@
         <w:tc>
           <w:tcPr>
             <w:tcW w:type="dxa" w:w="1872"/>
+            <w:vAlign w:val="center"/>
+            <w:shd w:fill="F5F7F9"/>
           </w:tcPr>
           <w:p>
             <w:pPr>
               <w:spacing w:after="60" w:before="60"/>
+              <w:jc w:val="left"/>
             </w:pPr>
             <w:r>
               <w:rPr>
@@ -12535,10 +13181,13 @@
         <w:tc>
           <w:tcPr>
             <w:tcW w:type="dxa" w:w="1872"/>
+            <w:vAlign w:val="center"/>
+            <w:shd w:fill="F5F7F9"/>
           </w:tcPr>
           <w:p>
             <w:pPr>
               <w:spacing w:after="60" w:before="60"/>
+              <w:jc w:val="center"/>
             </w:pPr>
             <w:r>
               <w:rPr>
@@ -12552,10 +13201,13 @@
         <w:tc>
           <w:tcPr>
             <w:tcW w:type="dxa" w:w="1872"/>
+            <w:vAlign w:val="center"/>
+            <w:shd w:fill="F5F7F9"/>
           </w:tcPr>
           <w:p>
             <w:pPr>
               <w:spacing w:after="60" w:before="60"/>
+              <w:jc w:val="center"/>
             </w:pPr>
             <w:r>
               <w:rPr>
@@ -12569,10 +13221,13 @@
         <w:tc>
           <w:tcPr>
             <w:tcW w:type="dxa" w:w="1872"/>
+            <w:vAlign w:val="center"/>
+            <w:shd w:fill="F5F7F9"/>
           </w:tcPr>
           <w:p>
             <w:pPr>
               <w:spacing w:after="60" w:before="60"/>
+              <w:jc w:val="center"/>
             </w:pPr>
             <w:r>
               <w:rPr>
@@ -12588,10 +13243,13 @@
         <w:tc>
           <w:tcPr>
             <w:tcW w:type="dxa" w:w="1872"/>
+            <w:vAlign w:val="center"/>
+            <w:shd w:fill="FFFFFF"/>
           </w:tcPr>
           <w:p>
             <w:pPr>
               <w:spacing w:after="60" w:before="60"/>
+              <w:jc w:val="center"/>
             </w:pPr>
             <w:r>
               <w:rPr>
@@ -12605,10 +13263,13 @@
         <w:tc>
           <w:tcPr>
             <w:tcW w:type="dxa" w:w="1872"/>
+            <w:vAlign w:val="center"/>
+            <w:shd w:fill="FFFFFF"/>
           </w:tcPr>
           <w:p>
             <w:pPr>
               <w:spacing w:after="60" w:before="60"/>
+              <w:jc w:val="left"/>
             </w:pPr>
             <w:r>
               <w:rPr>
@@ -12622,10 +13283,13 @@
         <w:tc>
           <w:tcPr>
             <w:tcW w:type="dxa" w:w="1872"/>
+            <w:vAlign w:val="center"/>
+            <w:shd w:fill="FFFFFF"/>
           </w:tcPr>
           <w:p>
             <w:pPr>
               <w:spacing w:after="60" w:before="60"/>
+              <w:jc w:val="center"/>
             </w:pPr>
             <w:r>
               <w:rPr>
@@ -12639,10 +13303,13 @@
         <w:tc>
           <w:tcPr>
             <w:tcW w:type="dxa" w:w="1872"/>
+            <w:vAlign w:val="center"/>
+            <w:shd w:fill="FFFFFF"/>
           </w:tcPr>
           <w:p>
             <w:pPr>
               <w:spacing w:after="60" w:before="60"/>
+              <w:jc w:val="center"/>
             </w:pPr>
             <w:r>
               <w:rPr>
@@ -12656,10 +13323,13 @@
         <w:tc>
           <w:tcPr>
             <w:tcW w:type="dxa" w:w="1872"/>
+            <w:vAlign w:val="center"/>
+            <w:shd w:fill="FFFFFF"/>
           </w:tcPr>
           <w:p>
             <w:pPr>
               <w:spacing w:after="60" w:before="60"/>
+              <w:jc w:val="center"/>
             </w:pPr>
             <w:r>
               <w:rPr>
@@ -12675,10 +13345,13 @@
         <w:tc>
           <w:tcPr>
             <w:tcW w:type="dxa" w:w="1872"/>
+            <w:vAlign w:val="center"/>
+            <w:shd w:fill="F5F7F9"/>
           </w:tcPr>
           <w:p>
             <w:pPr>
               <w:spacing w:after="60" w:before="60"/>
+              <w:jc w:val="center"/>
             </w:pPr>
             <w:r>
               <w:rPr>
@@ -12692,10 +13365,13 @@
         <w:tc>
           <w:tcPr>
             <w:tcW w:type="dxa" w:w="1872"/>
+            <w:vAlign w:val="center"/>
+            <w:shd w:fill="F5F7F9"/>
           </w:tcPr>
           <w:p>
             <w:pPr>
               <w:spacing w:after="60" w:before="60"/>
+              <w:jc w:val="left"/>
             </w:pPr>
             <w:r>
               <w:rPr>
@@ -12709,10 +13385,13 @@
         <w:tc>
           <w:tcPr>
             <w:tcW w:type="dxa" w:w="1872"/>
+            <w:vAlign w:val="center"/>
+            <w:shd w:fill="F5F7F9"/>
           </w:tcPr>
           <w:p>
             <w:pPr>
               <w:spacing w:after="60" w:before="60"/>
+              <w:jc w:val="center"/>
             </w:pPr>
             <w:r>
               <w:rPr>
@@ -12726,10 +13405,13 @@
         <w:tc>
           <w:tcPr>
             <w:tcW w:type="dxa" w:w="1872"/>
+            <w:vAlign w:val="center"/>
+            <w:shd w:fill="F5F7F9"/>
           </w:tcPr>
           <w:p>
             <w:pPr>
               <w:spacing w:after="60" w:before="60"/>
+              <w:jc w:val="center"/>
             </w:pPr>
             <w:r>
               <w:rPr>
@@ -12743,10 +13425,13 @@
         <w:tc>
           <w:tcPr>
             <w:tcW w:type="dxa" w:w="1872"/>
+            <w:vAlign w:val="center"/>
+            <w:shd w:fill="F5F7F9"/>
           </w:tcPr>
           <w:p>
             <w:pPr>
               <w:spacing w:after="60" w:before="60"/>
+              <w:jc w:val="center"/>
             </w:pPr>
             <w:r>
               <w:rPr>
@@ -12762,10 +13447,13 @@
         <w:tc>
           <w:tcPr>
             <w:tcW w:type="dxa" w:w="1872"/>
+            <w:vAlign w:val="center"/>
+            <w:shd w:fill="FFFFFF"/>
           </w:tcPr>
           <w:p>
             <w:pPr>
               <w:spacing w:after="60" w:before="60"/>
+              <w:jc w:val="center"/>
             </w:pPr>
             <w:r>
               <w:rPr>
@@ -12779,10 +13467,13 @@
         <w:tc>
           <w:tcPr>
             <w:tcW w:type="dxa" w:w="1872"/>
+            <w:vAlign w:val="center"/>
+            <w:shd w:fill="FFFFFF"/>
           </w:tcPr>
           <w:p>
             <w:pPr>
               <w:spacing w:after="60" w:before="60"/>
+              <w:jc w:val="left"/>
             </w:pPr>
             <w:r>
               <w:rPr>
@@ -12796,10 +13487,13 @@
         <w:tc>
           <w:tcPr>
             <w:tcW w:type="dxa" w:w="1872"/>
+            <w:vAlign w:val="center"/>
+            <w:shd w:fill="FFFFFF"/>
           </w:tcPr>
           <w:p>
             <w:pPr>
               <w:spacing w:after="60" w:before="60"/>
+              <w:jc w:val="center"/>
             </w:pPr>
             <w:r>
               <w:rPr>
@@ -12813,10 +13507,13 @@
         <w:tc>
           <w:tcPr>
             <w:tcW w:type="dxa" w:w="1872"/>
+            <w:vAlign w:val="center"/>
+            <w:shd w:fill="FFFFFF"/>
           </w:tcPr>
           <w:p>
             <w:pPr>
               <w:spacing w:after="60" w:before="60"/>
+              <w:jc w:val="center"/>
             </w:pPr>
             <w:r>
               <w:rPr>
@@ -12830,10 +13527,13 @@
         <w:tc>
           <w:tcPr>
             <w:tcW w:type="dxa" w:w="1872"/>
+            <w:vAlign w:val="center"/>
+            <w:shd w:fill="FFFFFF"/>
           </w:tcPr>
           <w:p>
             <w:pPr>
               <w:spacing w:after="60" w:before="60"/>
+              <w:jc w:val="center"/>
             </w:pPr>
             <w:r>
               <w:rPr>
@@ -12849,10 +13549,13 @@
         <w:tc>
           <w:tcPr>
             <w:tcW w:type="dxa" w:w="1872"/>
+            <w:vAlign w:val="center"/>
+            <w:shd w:fill="F5F7F9"/>
           </w:tcPr>
           <w:p>
             <w:pPr>
               <w:spacing w:after="60" w:before="60"/>
+              <w:jc w:val="center"/>
             </w:pPr>
             <w:r>
               <w:rPr>
@@ -12866,10 +13569,13 @@
         <w:tc>
           <w:tcPr>
             <w:tcW w:type="dxa" w:w="1872"/>
+            <w:vAlign w:val="center"/>
+            <w:shd w:fill="F5F7F9"/>
           </w:tcPr>
           <w:p>
             <w:pPr>
               <w:spacing w:after="60" w:before="60"/>
+              <w:jc w:val="left"/>
             </w:pPr>
             <w:r>
               <w:rPr>
@@ -12883,10 +13589,13 @@
         <w:tc>
           <w:tcPr>
             <w:tcW w:type="dxa" w:w="1872"/>
+            <w:vAlign w:val="center"/>
+            <w:shd w:fill="F5F7F9"/>
           </w:tcPr>
           <w:p>
             <w:pPr>
               <w:spacing w:after="60" w:before="60"/>
+              <w:jc w:val="center"/>
             </w:pPr>
             <w:r>
               <w:rPr>
@@ -12900,10 +13609,13 @@
         <w:tc>
           <w:tcPr>
             <w:tcW w:type="dxa" w:w="1872"/>
+            <w:vAlign w:val="center"/>
+            <w:shd w:fill="F5F7F9"/>
           </w:tcPr>
           <w:p>
             <w:pPr>
               <w:spacing w:after="60" w:before="60"/>
+              <w:jc w:val="center"/>
             </w:pPr>
             <w:r>
               <w:rPr>
@@ -12917,10 +13629,13 @@
         <w:tc>
           <w:tcPr>
             <w:tcW w:type="dxa" w:w="1872"/>
+            <w:vAlign w:val="center"/>
+            <w:shd w:fill="F5F7F9"/>
           </w:tcPr>
           <w:p>
             <w:pPr>
               <w:spacing w:after="60" w:before="60"/>
+              <w:jc w:val="center"/>
             </w:pPr>
             <w:r>
               <w:rPr>
@@ -12936,10 +13651,13 @@
         <w:tc>
           <w:tcPr>
             <w:tcW w:type="dxa" w:w="1872"/>
+            <w:vAlign w:val="center"/>
+            <w:shd w:fill="FFFFFF"/>
           </w:tcPr>
           <w:p>
             <w:pPr>
               <w:spacing w:after="60" w:before="60"/>
+              <w:jc w:val="center"/>
             </w:pPr>
             <w:r>
               <w:rPr>
@@ -12953,10 +13671,13 @@
         <w:tc>
           <w:tcPr>
             <w:tcW w:type="dxa" w:w="1872"/>
+            <w:vAlign w:val="center"/>
+            <w:shd w:fill="FFFFFF"/>
           </w:tcPr>
           <w:p>
             <w:pPr>
               <w:spacing w:after="60" w:before="60"/>
+              <w:jc w:val="left"/>
             </w:pPr>
             <w:r>
               <w:rPr>
@@ -12970,10 +13691,13 @@
         <w:tc>
           <w:tcPr>
             <w:tcW w:type="dxa" w:w="1872"/>
+            <w:vAlign w:val="center"/>
+            <w:shd w:fill="FFFFFF"/>
           </w:tcPr>
           <w:p>
             <w:pPr>
               <w:spacing w:after="60" w:before="60"/>
+              <w:jc w:val="center"/>
             </w:pPr>
             <w:r>
               <w:rPr>
@@ -12987,10 +13711,13 @@
         <w:tc>
           <w:tcPr>
             <w:tcW w:type="dxa" w:w="1872"/>
+            <w:vAlign w:val="center"/>
+            <w:shd w:fill="FFFFFF"/>
           </w:tcPr>
           <w:p>
             <w:pPr>
               <w:spacing w:after="60" w:before="60"/>
+              <w:jc w:val="center"/>
             </w:pPr>
             <w:r>
               <w:rPr>
@@ -13004,10 +13731,13 @@
         <w:tc>
           <w:tcPr>
             <w:tcW w:type="dxa" w:w="1872"/>
+            <w:vAlign w:val="center"/>
+            <w:shd w:fill="FFFFFF"/>
           </w:tcPr>
           <w:p>
             <w:pPr>
               <w:spacing w:after="60" w:before="60"/>
+              <w:jc w:val="center"/>
             </w:pPr>
             <w:r>
               <w:rPr>
@@ -13023,10 +13753,13 @@
         <w:tc>
           <w:tcPr>
             <w:tcW w:type="dxa" w:w="1872"/>
+            <w:vAlign w:val="center"/>
+            <w:shd w:fill="F5F7F9"/>
           </w:tcPr>
           <w:p>
             <w:pPr>
               <w:spacing w:after="60" w:before="60"/>
+              <w:jc w:val="center"/>
             </w:pPr>
             <w:r>
               <w:rPr>
@@ -13040,10 +13773,13 @@
         <w:tc>
           <w:tcPr>
             <w:tcW w:type="dxa" w:w="1872"/>
+            <w:vAlign w:val="center"/>
+            <w:shd w:fill="F5F7F9"/>
           </w:tcPr>
           <w:p>
             <w:pPr>
               <w:spacing w:after="60" w:before="60"/>
+              <w:jc w:val="left"/>
             </w:pPr>
             <w:r>
               <w:rPr>
@@ -13057,10 +13793,13 @@
         <w:tc>
           <w:tcPr>
             <w:tcW w:type="dxa" w:w="1872"/>
+            <w:vAlign w:val="center"/>
+            <w:shd w:fill="F5F7F9"/>
           </w:tcPr>
           <w:p>
             <w:pPr>
               <w:spacing w:after="60" w:before="60"/>
+              <w:jc w:val="center"/>
             </w:pPr>
             <w:r>
               <w:rPr>
@@ -13074,10 +13813,13 @@
         <w:tc>
           <w:tcPr>
             <w:tcW w:type="dxa" w:w="1872"/>
+            <w:vAlign w:val="center"/>
+            <w:shd w:fill="F5F7F9"/>
           </w:tcPr>
           <w:p>
             <w:pPr>
               <w:spacing w:after="60" w:before="60"/>
+              <w:jc w:val="center"/>
             </w:pPr>
             <w:r>
               <w:rPr>
@@ -13091,10 +13833,13 @@
         <w:tc>
           <w:tcPr>
             <w:tcW w:type="dxa" w:w="1872"/>
+            <w:vAlign w:val="center"/>
+            <w:shd w:fill="F5F7F9"/>
           </w:tcPr>
           <w:p>
             <w:pPr>
               <w:spacing w:after="60" w:before="60"/>
+              <w:jc w:val="center"/>
             </w:pPr>
             <w:r>
               <w:rPr>
@@ -13110,10 +13855,13 @@
         <w:tc>
           <w:tcPr>
             <w:tcW w:type="dxa" w:w="1872"/>
+            <w:vAlign w:val="center"/>
+            <w:shd w:fill="FFFFFF"/>
           </w:tcPr>
           <w:p>
             <w:pPr>
               <w:spacing w:after="60" w:before="60"/>
+              <w:jc w:val="center"/>
             </w:pPr>
             <w:r>
               <w:rPr>
@@ -13127,10 +13875,13 @@
         <w:tc>
           <w:tcPr>
             <w:tcW w:type="dxa" w:w="1872"/>
+            <w:vAlign w:val="center"/>
+            <w:shd w:fill="FFFFFF"/>
           </w:tcPr>
           <w:p>
             <w:pPr>
               <w:spacing w:after="60" w:before="60"/>
+              <w:jc w:val="left"/>
             </w:pPr>
             <w:r>
               <w:rPr>
@@ -13144,10 +13895,13 @@
         <w:tc>
           <w:tcPr>
             <w:tcW w:type="dxa" w:w="1872"/>
+            <w:vAlign w:val="center"/>
+            <w:shd w:fill="FFFFFF"/>
           </w:tcPr>
           <w:p>
             <w:pPr>
               <w:spacing w:after="60" w:before="60"/>
+              <w:jc w:val="center"/>
             </w:pPr>
             <w:r>
               <w:rPr>
@@ -13161,10 +13915,13 @@
         <w:tc>
           <w:tcPr>
             <w:tcW w:type="dxa" w:w="1872"/>
+            <w:vAlign w:val="center"/>
+            <w:shd w:fill="FFFFFF"/>
           </w:tcPr>
           <w:p>
             <w:pPr>
               <w:spacing w:after="60" w:before="60"/>
+              <w:jc w:val="center"/>
             </w:pPr>
             <w:r>
               <w:rPr>
@@ -13178,10 +13935,13 @@
         <w:tc>
           <w:tcPr>
             <w:tcW w:type="dxa" w:w="1872"/>
+            <w:vAlign w:val="center"/>
+            <w:shd w:fill="FFFFFF"/>
           </w:tcPr>
           <w:p>
             <w:pPr>
               <w:spacing w:after="60" w:before="60"/>
+              <w:jc w:val="center"/>
             </w:pPr>
             <w:r>
               <w:rPr>
@@ -13197,10 +13957,13 @@
         <w:tc>
           <w:tcPr>
             <w:tcW w:type="dxa" w:w="1872"/>
+            <w:vAlign w:val="center"/>
+            <w:shd w:fill="F5F7F9"/>
           </w:tcPr>
           <w:p>
             <w:pPr>
               <w:spacing w:after="60" w:before="60"/>
+              <w:jc w:val="center"/>
             </w:pPr>
             <w:r>
               <w:rPr>
@@ -13214,10 +13977,13 @@
         <w:tc>
           <w:tcPr>
             <w:tcW w:type="dxa" w:w="1872"/>
+            <w:vAlign w:val="center"/>
+            <w:shd w:fill="F5F7F9"/>
           </w:tcPr>
           <w:p>
             <w:pPr>
               <w:spacing w:after="60" w:before="60"/>
+              <w:jc w:val="left"/>
             </w:pPr>
             <w:r>
               <w:rPr>
@@ -13231,10 +13997,13 @@
         <w:tc>
           <w:tcPr>
             <w:tcW w:type="dxa" w:w="1872"/>
+            <w:vAlign w:val="center"/>
+            <w:shd w:fill="F5F7F9"/>
           </w:tcPr>
           <w:p>
             <w:pPr>
               <w:spacing w:after="60" w:before="60"/>
+              <w:jc w:val="center"/>
             </w:pPr>
             <w:r>
               <w:rPr>
@@ -13248,10 +14017,13 @@
         <w:tc>
           <w:tcPr>
             <w:tcW w:type="dxa" w:w="1872"/>
+            <w:vAlign w:val="center"/>
+            <w:shd w:fill="F5F7F9"/>
           </w:tcPr>
           <w:p>
             <w:pPr>
               <w:spacing w:after="60" w:before="60"/>
+              <w:jc w:val="center"/>
             </w:pPr>
             <w:r>
               <w:rPr>
@@ -13265,10 +14037,13 @@
         <w:tc>
           <w:tcPr>
             <w:tcW w:type="dxa" w:w="1872"/>
+            <w:vAlign w:val="center"/>
+            <w:shd w:fill="F5F7F9"/>
           </w:tcPr>
           <w:p>
             <w:pPr>
               <w:spacing w:after="60" w:before="60"/>
+              <w:jc w:val="center"/>
             </w:pPr>
             <w:r>
               <w:rPr>
@@ -13284,10 +14059,13 @@
         <w:tc>
           <w:tcPr>
             <w:tcW w:type="dxa" w:w="1872"/>
+            <w:vAlign w:val="center"/>
+            <w:shd w:fill="FFFFFF"/>
           </w:tcPr>
           <w:p>
             <w:pPr>
               <w:spacing w:after="60" w:before="60"/>
+              <w:jc w:val="center"/>
             </w:pPr>
             <w:r>
               <w:rPr>
@@ -13301,10 +14079,13 @@
         <w:tc>
           <w:tcPr>
             <w:tcW w:type="dxa" w:w="1872"/>
+            <w:vAlign w:val="center"/>
+            <w:shd w:fill="FFFFFF"/>
           </w:tcPr>
           <w:p>
             <w:pPr>
               <w:spacing w:after="60" w:before="60"/>
+              <w:jc w:val="left"/>
             </w:pPr>
             <w:r>
               <w:rPr>
@@ -13318,10 +14099,13 @@
         <w:tc>
           <w:tcPr>
             <w:tcW w:type="dxa" w:w="1872"/>
+            <w:vAlign w:val="center"/>
+            <w:shd w:fill="FFFFFF"/>
           </w:tcPr>
           <w:p>
             <w:pPr>
               <w:spacing w:after="60" w:before="60"/>
+              <w:jc w:val="center"/>
             </w:pPr>
             <w:r>
               <w:rPr>
@@ -13335,10 +14119,13 @@
         <w:tc>
           <w:tcPr>
             <w:tcW w:type="dxa" w:w="1872"/>
+            <w:vAlign w:val="center"/>
+            <w:shd w:fill="FFFFFF"/>
           </w:tcPr>
           <w:p>
             <w:pPr>
               <w:spacing w:after="60" w:before="60"/>
+              <w:jc w:val="center"/>
             </w:pPr>
             <w:r>
               <w:rPr>
@@ -13352,10 +14139,13 @@
         <w:tc>
           <w:tcPr>
             <w:tcW w:type="dxa" w:w="1872"/>
+            <w:vAlign w:val="center"/>
+            <w:shd w:fill="FFFFFF"/>
           </w:tcPr>
           <w:p>
             <w:pPr>
               <w:spacing w:after="60" w:before="60"/>
+              <w:jc w:val="center"/>
             </w:pPr>
             <w:r>
               <w:rPr>
@@ -13385,6 +14175,14 @@
       <w:tblPr>
         <w:tblW w:type="auto" w:w="0"/>
         <w:tblLook w:firstColumn="1" w:firstRow="1" w:lastColumn="0" w:lastRow="0" w:noHBand="0" w:noVBand="1" w:val="04A0"/>
+        <w:tblBorders>
+          <w:top w:val="single" w:sz="4" w:color="D9D9D9"/>
+          <w:left w:val="single" w:sz="4" w:color="D9D9D9"/>
+          <w:bottom w:val="single" w:sz="4" w:color="D9D9D9"/>
+          <w:right w:val="single" w:sz="4" w:color="D9D9D9"/>
+          <w:insideH w:val="single" w:sz="4" w:color="D9D9D9"/>
+          <w:insideV w:val="single" w:sz="4" w:color="D9D9D9"/>
+        </w:tblBorders>
       </w:tblPr>
       <w:tblGrid>
         <w:gridCol w:w="2340"/>
@@ -13399,10 +14197,13 @@
         <w:tc>
           <w:tcPr>
             <w:tcW w:type="dxa" w:w="2340"/>
+            <w:vAlign w:val="center"/>
+            <w:shd w:fill="E8EDF0"/>
           </w:tcPr>
           <w:p>
             <w:pPr>
               <w:spacing w:after="60" w:before="60"/>
+              <w:jc w:val="left"/>
             </w:pPr>
             <w:r>
               <w:rPr>
@@ -13416,10 +14217,13 @@
         <w:tc>
           <w:tcPr>
             <w:tcW w:type="dxa" w:w="2340"/>
+            <w:vAlign w:val="center"/>
+            <w:shd w:fill="E8EDF0"/>
           </w:tcPr>
           <w:p>
             <w:pPr>
               <w:spacing w:after="60" w:before="60"/>
+              <w:jc w:val="center"/>
             </w:pPr>
             <w:r>
               <w:rPr>
@@ -13433,10 +14237,13 @@
         <w:tc>
           <w:tcPr>
             <w:tcW w:type="dxa" w:w="2340"/>
+            <w:vAlign w:val="center"/>
+            <w:shd w:fill="E8EDF0"/>
           </w:tcPr>
           <w:p>
             <w:pPr>
               <w:spacing w:after="60" w:before="60"/>
+              <w:jc w:val="center"/>
             </w:pPr>
             <w:r>
               <w:rPr>
@@ -13450,10 +14257,13 @@
         <w:tc>
           <w:tcPr>
             <w:tcW w:type="dxa" w:w="2340"/>
+            <w:vAlign w:val="center"/>
+            <w:shd w:fill="E8EDF0"/>
           </w:tcPr>
           <w:p>
             <w:pPr>
               <w:spacing w:after="60" w:before="60"/>
+              <w:jc w:val="center"/>
             </w:pPr>
             <w:r>
               <w:rPr>
@@ -13469,10 +14279,13 @@
         <w:tc>
           <w:tcPr>
             <w:tcW w:type="dxa" w:w="2340"/>
+            <w:vAlign w:val="center"/>
+            <w:shd w:fill="FFFFFF"/>
           </w:tcPr>
           <w:p>
             <w:pPr>
               <w:spacing w:after="60" w:before="60"/>
+              <w:jc w:val="left"/>
             </w:pPr>
             <w:r>
               <w:rPr>
@@ -13486,10 +14299,13 @@
         <w:tc>
           <w:tcPr>
             <w:tcW w:type="dxa" w:w="2340"/>
+            <w:vAlign w:val="center"/>
+            <w:shd w:fill="FFFFFF"/>
           </w:tcPr>
           <w:p>
             <w:pPr>
               <w:spacing w:after="60" w:before="60"/>
+              <w:jc w:val="center"/>
             </w:pPr>
             <w:r>
               <w:rPr>
@@ -13503,10 +14319,13 @@
         <w:tc>
           <w:tcPr>
             <w:tcW w:type="dxa" w:w="2340"/>
+            <w:vAlign w:val="center"/>
+            <w:shd w:fill="FFFFFF"/>
           </w:tcPr>
           <w:p>
             <w:pPr>
               <w:spacing w:after="60" w:before="60"/>
+              <w:jc w:val="center"/>
             </w:pPr>
             <w:r>
               <w:rPr>
@@ -13520,10 +14339,13 @@
         <w:tc>
           <w:tcPr>
             <w:tcW w:type="dxa" w:w="2340"/>
+            <w:vAlign w:val="center"/>
+            <w:shd w:fill="FFFFFF"/>
           </w:tcPr>
           <w:p>
             <w:pPr>
               <w:spacing w:after="60" w:before="60"/>
+              <w:jc w:val="center"/>
             </w:pPr>
             <w:r>
               <w:rPr>
@@ -13539,10 +14361,13 @@
         <w:tc>
           <w:tcPr>
             <w:tcW w:type="dxa" w:w="2340"/>
+            <w:vAlign w:val="center"/>
+            <w:shd w:fill="F5F7F9"/>
           </w:tcPr>
           <w:p>
             <w:pPr>
               <w:spacing w:after="60" w:before="60"/>
+              <w:jc w:val="left"/>
             </w:pPr>
             <w:r>
               <w:rPr>
@@ -13556,10 +14381,13 @@
         <w:tc>
           <w:tcPr>
             <w:tcW w:type="dxa" w:w="2340"/>
+            <w:vAlign w:val="center"/>
+            <w:shd w:fill="F5F7F9"/>
           </w:tcPr>
           <w:p>
             <w:pPr>
               <w:spacing w:after="60" w:before="60"/>
+              <w:jc w:val="center"/>
             </w:pPr>
             <w:r>
               <w:rPr>
@@ -13573,10 +14401,13 @@
         <w:tc>
           <w:tcPr>
             <w:tcW w:type="dxa" w:w="2340"/>
+            <w:vAlign w:val="center"/>
+            <w:shd w:fill="F5F7F9"/>
           </w:tcPr>
           <w:p>
             <w:pPr>
               <w:spacing w:after="60" w:before="60"/>
+              <w:jc w:val="center"/>
             </w:pPr>
             <w:r>
               <w:rPr>
@@ -13590,10 +14421,13 @@
         <w:tc>
           <w:tcPr>
             <w:tcW w:type="dxa" w:w="2340"/>
+            <w:vAlign w:val="center"/>
+            <w:shd w:fill="F5F7F9"/>
           </w:tcPr>
           <w:p>
             <w:pPr>
               <w:spacing w:after="60" w:before="60"/>
+              <w:jc w:val="center"/>
             </w:pPr>
             <w:r>
               <w:rPr>
@@ -13609,10 +14443,13 @@
         <w:tc>
           <w:tcPr>
             <w:tcW w:type="dxa" w:w="2340"/>
+            <w:vAlign w:val="center"/>
+            <w:shd w:fill="FFFFFF"/>
           </w:tcPr>
           <w:p>
             <w:pPr>
               <w:spacing w:after="60" w:before="60"/>
+              <w:jc w:val="left"/>
             </w:pPr>
             <w:r>
               <w:rPr>
@@ -13626,10 +14463,13 @@
         <w:tc>
           <w:tcPr>
             <w:tcW w:type="dxa" w:w="2340"/>
+            <w:vAlign w:val="center"/>
+            <w:shd w:fill="FFFFFF"/>
           </w:tcPr>
           <w:p>
             <w:pPr>
               <w:spacing w:after="60" w:before="60"/>
+              <w:jc w:val="center"/>
             </w:pPr>
             <w:r>
               <w:rPr>
@@ -13643,10 +14483,13 @@
         <w:tc>
           <w:tcPr>
             <w:tcW w:type="dxa" w:w="2340"/>
+            <w:vAlign w:val="center"/>
+            <w:shd w:fill="FFFFFF"/>
           </w:tcPr>
           <w:p>
             <w:pPr>
               <w:spacing w:after="60" w:before="60"/>
+              <w:jc w:val="center"/>
             </w:pPr>
             <w:r>
               <w:rPr>
@@ -13660,10 +14503,13 @@
         <w:tc>
           <w:tcPr>
             <w:tcW w:type="dxa" w:w="2340"/>
+            <w:vAlign w:val="center"/>
+            <w:shd w:fill="FFFFFF"/>
           </w:tcPr>
           <w:p>
             <w:pPr>
               <w:spacing w:after="60" w:before="60"/>
+              <w:jc w:val="center"/>
             </w:pPr>
             <w:r>
               <w:rPr>
@@ -13679,10 +14525,13 @@
         <w:tc>
           <w:tcPr>
             <w:tcW w:type="dxa" w:w="2340"/>
+            <w:vAlign w:val="center"/>
+            <w:shd w:fill="F5F7F9"/>
           </w:tcPr>
           <w:p>
             <w:pPr>
               <w:spacing w:after="60" w:before="60"/>
+              <w:jc w:val="left"/>
             </w:pPr>
             <w:r>
               <w:rPr>
@@ -13696,10 +14545,13 @@
         <w:tc>
           <w:tcPr>
             <w:tcW w:type="dxa" w:w="2340"/>
+            <w:vAlign w:val="center"/>
+            <w:shd w:fill="F5F7F9"/>
           </w:tcPr>
           <w:p>
             <w:pPr>
               <w:spacing w:after="60" w:before="60"/>
+              <w:jc w:val="center"/>
             </w:pPr>
             <w:r>
               <w:rPr>
@@ -13713,10 +14565,13 @@
         <w:tc>
           <w:tcPr>
             <w:tcW w:type="dxa" w:w="2340"/>
+            <w:vAlign w:val="center"/>
+            <w:shd w:fill="F5F7F9"/>
           </w:tcPr>
           <w:p>
             <w:pPr>
               <w:spacing w:after="60" w:before="60"/>
+              <w:jc w:val="center"/>
             </w:pPr>
             <w:r>
               <w:rPr>
@@ -13730,10 +14585,13 @@
         <w:tc>
           <w:tcPr>
             <w:tcW w:type="dxa" w:w="2340"/>
+            <w:vAlign w:val="center"/>
+            <w:shd w:fill="F5F7F9"/>
           </w:tcPr>
           <w:p>
             <w:pPr>
               <w:spacing w:after="60" w:before="60"/>
+              <w:jc w:val="center"/>
             </w:pPr>
             <w:r>
               <w:rPr>
@@ -13763,6 +14621,14 @@
       <w:tblPr>
         <w:tblW w:type="auto" w:w="0"/>
         <w:tblLook w:firstColumn="1" w:firstRow="1" w:lastColumn="0" w:lastRow="0" w:noHBand="0" w:noVBand="1" w:val="04A0"/>
+        <w:tblBorders>
+          <w:top w:val="single" w:sz="4" w:color="D9D9D9"/>
+          <w:left w:val="single" w:sz="4" w:color="D9D9D9"/>
+          <w:bottom w:val="single" w:sz="4" w:color="D9D9D9"/>
+          <w:right w:val="single" w:sz="4" w:color="D9D9D9"/>
+          <w:insideH w:val="single" w:sz="4" w:color="D9D9D9"/>
+          <w:insideV w:val="single" w:sz="4" w:color="D9D9D9"/>
+        </w:tblBorders>
       </w:tblPr>
       <w:tblGrid>
         <w:gridCol w:w="1872"/>
@@ -13778,10 +14644,13 @@
         <w:tc>
           <w:tcPr>
             <w:tcW w:type="dxa" w:w="1872"/>
+            <w:vAlign w:val="center"/>
+            <w:shd w:fill="E8EDF0"/>
           </w:tcPr>
           <w:p>
             <w:pPr>
               <w:spacing w:after="60" w:before="60"/>
+              <w:jc w:val="left"/>
             </w:pPr>
             <w:r>
               <w:rPr>
@@ -13795,10 +14664,13 @@
         <w:tc>
           <w:tcPr>
             <w:tcW w:type="dxa" w:w="1872"/>
+            <w:vAlign w:val="center"/>
+            <w:shd w:fill="E8EDF0"/>
           </w:tcPr>
           <w:p>
             <w:pPr>
               <w:spacing w:after="60" w:before="60"/>
+              <w:jc w:val="left"/>
             </w:pPr>
             <w:r>
               <w:rPr>
@@ -13812,10 +14684,13 @@
         <w:tc>
           <w:tcPr>
             <w:tcW w:type="dxa" w:w="1872"/>
+            <w:vAlign w:val="center"/>
+            <w:shd w:fill="E8EDF0"/>
           </w:tcPr>
           <w:p>
             <w:pPr>
               <w:spacing w:after="60" w:before="60"/>
+              <w:jc w:val="center"/>
             </w:pPr>
             <w:r>
               <w:rPr>
@@ -13829,10 +14704,13 @@
         <w:tc>
           <w:tcPr>
             <w:tcW w:type="dxa" w:w="1872"/>
+            <w:vAlign w:val="center"/>
+            <w:shd w:fill="E8EDF0"/>
           </w:tcPr>
           <w:p>
             <w:pPr>
               <w:spacing w:after="60" w:before="60"/>
+              <w:jc w:val="center"/>
             </w:pPr>
             <w:r>
               <w:rPr>
@@ -13846,10 +14724,13 @@
         <w:tc>
           <w:tcPr>
             <w:tcW w:type="dxa" w:w="1872"/>
+            <w:vAlign w:val="center"/>
+            <w:shd w:fill="E8EDF0"/>
           </w:tcPr>
           <w:p>
             <w:pPr>
               <w:spacing w:after="60" w:before="60"/>
+              <w:jc w:val="center"/>
             </w:pPr>
             <w:r>
               <w:rPr>
@@ -13865,10 +14746,13 @@
         <w:tc>
           <w:tcPr>
             <w:tcW w:type="dxa" w:w="1872"/>
+            <w:vAlign w:val="center"/>
+            <w:shd w:fill="FFFFFF"/>
           </w:tcPr>
           <w:p>
             <w:pPr>
               <w:spacing w:after="60" w:before="60"/>
+              <w:jc w:val="left"/>
             </w:pPr>
             <w:r>
               <w:rPr>
@@ -13882,10 +14766,13 @@
         <w:tc>
           <w:tcPr>
             <w:tcW w:type="dxa" w:w="1872"/>
+            <w:vAlign w:val="center"/>
+            <w:shd w:fill="FFFFFF"/>
           </w:tcPr>
           <w:p>
             <w:pPr>
               <w:spacing w:after="60" w:before="60"/>
+              <w:jc w:val="left"/>
             </w:pPr>
             <w:r>
               <w:rPr>
@@ -13899,10 +14786,13 @@
         <w:tc>
           <w:tcPr>
             <w:tcW w:type="dxa" w:w="1872"/>
+            <w:vAlign w:val="center"/>
+            <w:shd w:fill="FFFFFF"/>
           </w:tcPr>
           <w:p>
             <w:pPr>
               <w:spacing w:after="60" w:before="60"/>
+              <w:jc w:val="center"/>
             </w:pPr>
             <w:r>
               <w:rPr>
@@ -13916,10 +14806,13 @@
         <w:tc>
           <w:tcPr>
             <w:tcW w:type="dxa" w:w="1872"/>
+            <w:vAlign w:val="center"/>
+            <w:shd w:fill="FFFFFF"/>
           </w:tcPr>
           <w:p>
             <w:pPr>
               <w:spacing w:after="60" w:before="60"/>
+              <w:jc w:val="center"/>
             </w:pPr>
             <w:r>
               <w:rPr>
@@ -13933,10 +14826,13 @@
         <w:tc>
           <w:tcPr>
             <w:tcW w:type="dxa" w:w="1872"/>
+            <w:vAlign w:val="center"/>
+            <w:shd w:fill="FFFFFF"/>
           </w:tcPr>
           <w:p>
             <w:pPr>
               <w:spacing w:after="60" w:before="60"/>
+              <w:jc w:val="center"/>
             </w:pPr>
             <w:r>
               <w:rPr>
@@ -13952,10 +14848,13 @@
         <w:tc>
           <w:tcPr>
             <w:tcW w:type="dxa" w:w="1872"/>
+            <w:vAlign w:val="center"/>
+            <w:shd w:fill="F5F7F9"/>
           </w:tcPr>
           <w:p>
             <w:pPr>
               <w:spacing w:after="60" w:before="60"/>
+              <w:jc w:val="left"/>
             </w:pPr>
             <w:r>
               <w:rPr>
@@ -13969,10 +14868,13 @@
         <w:tc>
           <w:tcPr>
             <w:tcW w:type="dxa" w:w="1872"/>
+            <w:vAlign w:val="center"/>
+            <w:shd w:fill="F5F7F9"/>
           </w:tcPr>
           <w:p>
             <w:pPr>
               <w:spacing w:after="60" w:before="60"/>
+              <w:jc w:val="left"/>
             </w:pPr>
             <w:r>
               <w:rPr>
@@ -13986,10 +14888,13 @@
         <w:tc>
           <w:tcPr>
             <w:tcW w:type="dxa" w:w="1872"/>
+            <w:vAlign w:val="center"/>
+            <w:shd w:fill="F5F7F9"/>
           </w:tcPr>
           <w:p>
             <w:pPr>
               <w:spacing w:after="60" w:before="60"/>
+              <w:jc w:val="center"/>
             </w:pPr>
             <w:r>
               <w:rPr>
@@ -14003,10 +14908,13 @@
         <w:tc>
           <w:tcPr>
             <w:tcW w:type="dxa" w:w="1872"/>
+            <w:vAlign w:val="center"/>
+            <w:shd w:fill="F5F7F9"/>
           </w:tcPr>
           <w:p>
             <w:pPr>
               <w:spacing w:after="60" w:before="60"/>
+              <w:jc w:val="center"/>
             </w:pPr>
             <w:r>
               <w:rPr>
@@ -14020,10 +14928,13 @@
         <w:tc>
           <w:tcPr>
             <w:tcW w:type="dxa" w:w="1872"/>
+            <w:vAlign w:val="center"/>
+            <w:shd w:fill="F5F7F9"/>
           </w:tcPr>
           <w:p>
             <w:pPr>
               <w:spacing w:after="60" w:before="60"/>
+              <w:jc w:val="center"/>
             </w:pPr>
             <w:r>
               <w:rPr>
@@ -14039,10 +14950,13 @@
         <w:tc>
           <w:tcPr>
             <w:tcW w:type="dxa" w:w="1872"/>
+            <w:vAlign w:val="center"/>
+            <w:shd w:fill="FFFFFF"/>
           </w:tcPr>
           <w:p>
             <w:pPr>
               <w:spacing w:after="60" w:before="60"/>
+              <w:jc w:val="left"/>
             </w:pPr>
             <w:r>
               <w:rPr>
@@ -14056,10 +14970,13 @@
         <w:tc>
           <w:tcPr>
             <w:tcW w:type="dxa" w:w="1872"/>
+            <w:vAlign w:val="center"/>
+            <w:shd w:fill="FFFFFF"/>
           </w:tcPr>
           <w:p>
             <w:pPr>
               <w:spacing w:after="60" w:before="60"/>
+              <w:jc w:val="left"/>
             </w:pPr>
             <w:r>
               <w:rPr>
@@ -14073,10 +14990,13 @@
         <w:tc>
           <w:tcPr>
             <w:tcW w:type="dxa" w:w="1872"/>
+            <w:vAlign w:val="center"/>
+            <w:shd w:fill="FFFFFF"/>
           </w:tcPr>
           <w:p>
             <w:pPr>
               <w:spacing w:after="60" w:before="60"/>
+              <w:jc w:val="center"/>
             </w:pPr>
             <w:r>
               <w:rPr>
@@ -14090,10 +15010,13 @@
         <w:tc>
           <w:tcPr>
             <w:tcW w:type="dxa" w:w="1872"/>
+            <w:vAlign w:val="center"/>
+            <w:shd w:fill="FFFFFF"/>
           </w:tcPr>
           <w:p>
             <w:pPr>
               <w:spacing w:after="60" w:before="60"/>
+              <w:jc w:val="center"/>
             </w:pPr>
             <w:r>
               <w:rPr>
@@ -14107,10 +15030,13 @@
         <w:tc>
           <w:tcPr>
             <w:tcW w:type="dxa" w:w="1872"/>
+            <w:vAlign w:val="center"/>
+            <w:shd w:fill="FFFFFF"/>
           </w:tcPr>
           <w:p>
             <w:pPr>
               <w:spacing w:after="60" w:before="60"/>
+              <w:jc w:val="center"/>
             </w:pPr>
             <w:r>
               <w:rPr>
@@ -14126,10 +15052,13 @@
         <w:tc>
           <w:tcPr>
             <w:tcW w:type="dxa" w:w="1872"/>
+            <w:vAlign w:val="center"/>
+            <w:shd w:fill="F5F7F9"/>
           </w:tcPr>
           <w:p>
             <w:pPr>
               <w:spacing w:after="60" w:before="60"/>
+              <w:jc w:val="left"/>
             </w:pPr>
             <w:r>
               <w:rPr>
@@ -14143,10 +15072,13 @@
         <w:tc>
           <w:tcPr>
             <w:tcW w:type="dxa" w:w="1872"/>
+            <w:vAlign w:val="center"/>
+            <w:shd w:fill="F5F7F9"/>
           </w:tcPr>
           <w:p>
             <w:pPr>
               <w:spacing w:after="60" w:before="60"/>
+              <w:jc w:val="left"/>
             </w:pPr>
             <w:r>
               <w:rPr>
@@ -14160,10 +15092,13 @@
         <w:tc>
           <w:tcPr>
             <w:tcW w:type="dxa" w:w="1872"/>
+            <w:vAlign w:val="center"/>
+            <w:shd w:fill="F5F7F9"/>
           </w:tcPr>
           <w:p>
             <w:pPr>
               <w:spacing w:after="60" w:before="60"/>
+              <w:jc w:val="center"/>
             </w:pPr>
             <w:r>
               <w:rPr>
@@ -14177,10 +15112,13 @@
         <w:tc>
           <w:tcPr>
             <w:tcW w:type="dxa" w:w="1872"/>
+            <w:vAlign w:val="center"/>
+            <w:shd w:fill="F5F7F9"/>
           </w:tcPr>
           <w:p>
             <w:pPr>
               <w:spacing w:after="60" w:before="60"/>
+              <w:jc w:val="center"/>
             </w:pPr>
             <w:r>
               <w:rPr>
@@ -14194,10 +15132,13 @@
         <w:tc>
           <w:tcPr>
             <w:tcW w:type="dxa" w:w="1872"/>
+            <w:vAlign w:val="center"/>
+            <w:shd w:fill="F5F7F9"/>
           </w:tcPr>
           <w:p>
             <w:pPr>
               <w:spacing w:after="60" w:before="60"/>
+              <w:jc w:val="center"/>
             </w:pPr>
             <w:r>
               <w:rPr>
@@ -14213,10 +15154,13 @@
         <w:tc>
           <w:tcPr>
             <w:tcW w:type="dxa" w:w="1872"/>
+            <w:vAlign w:val="center"/>
+            <w:shd w:fill="FFFFFF"/>
           </w:tcPr>
           <w:p>
             <w:pPr>
               <w:spacing w:after="60" w:before="60"/>
+              <w:jc w:val="left"/>
             </w:pPr>
             <w:r>
               <w:rPr>
@@ -14230,10 +15174,13 @@
         <w:tc>
           <w:tcPr>
             <w:tcW w:type="dxa" w:w="1872"/>
+            <w:vAlign w:val="center"/>
+            <w:shd w:fill="FFFFFF"/>
           </w:tcPr>
           <w:p>
             <w:pPr>
               <w:spacing w:after="60" w:before="60"/>
+              <w:jc w:val="left"/>
             </w:pPr>
             <w:r>
               <w:rPr>
@@ -14247,10 +15194,13 @@
         <w:tc>
           <w:tcPr>
             <w:tcW w:type="dxa" w:w="1872"/>
+            <w:vAlign w:val="center"/>
+            <w:shd w:fill="FFFFFF"/>
           </w:tcPr>
           <w:p>
             <w:pPr>
               <w:spacing w:after="60" w:before="60"/>
+              <w:jc w:val="center"/>
             </w:pPr>
             <w:r>
               <w:rPr>
@@ -14264,10 +15214,13 @@
         <w:tc>
           <w:tcPr>
             <w:tcW w:type="dxa" w:w="1872"/>
+            <w:vAlign w:val="center"/>
+            <w:shd w:fill="FFFFFF"/>
           </w:tcPr>
           <w:p>
             <w:pPr>
               <w:spacing w:after="60" w:before="60"/>
+              <w:jc w:val="center"/>
             </w:pPr>
             <w:r>
               <w:rPr>
@@ -14281,10 +15234,13 @@
         <w:tc>
           <w:tcPr>
             <w:tcW w:type="dxa" w:w="1872"/>
+            <w:vAlign w:val="center"/>
+            <w:shd w:fill="FFFFFF"/>
           </w:tcPr>
           <w:p>
             <w:pPr>
               <w:spacing w:after="60" w:before="60"/>
+              <w:jc w:val="center"/>
             </w:pPr>
             <w:r>
               <w:rPr>
@@ -14300,10 +15256,13 @@
         <w:tc>
           <w:tcPr>
             <w:tcW w:type="dxa" w:w="1872"/>
+            <w:vAlign w:val="center"/>
+            <w:shd w:fill="F5F7F9"/>
           </w:tcPr>
           <w:p>
             <w:pPr>
               <w:spacing w:after="60" w:before="60"/>
+              <w:jc w:val="left"/>
             </w:pPr>
             <w:r>
               <w:rPr>
@@ -14317,10 +15276,13 @@
         <w:tc>
           <w:tcPr>
             <w:tcW w:type="dxa" w:w="1872"/>
+            <w:vAlign w:val="center"/>
+            <w:shd w:fill="F5F7F9"/>
           </w:tcPr>
           <w:p>
             <w:pPr>
               <w:spacing w:after="60" w:before="60"/>
+              <w:jc w:val="left"/>
             </w:pPr>
             <w:r>
               <w:rPr>
@@ -14334,10 +15296,13 @@
         <w:tc>
           <w:tcPr>
             <w:tcW w:type="dxa" w:w="1872"/>
+            <w:vAlign w:val="center"/>
+            <w:shd w:fill="F5F7F9"/>
           </w:tcPr>
           <w:p>
             <w:pPr>
               <w:spacing w:after="60" w:before="60"/>
+              <w:jc w:val="center"/>
             </w:pPr>
             <w:r>
               <w:rPr>
@@ -14351,10 +15316,13 @@
         <w:tc>
           <w:tcPr>
             <w:tcW w:type="dxa" w:w="1872"/>
+            <w:vAlign w:val="center"/>
+            <w:shd w:fill="F5F7F9"/>
           </w:tcPr>
           <w:p>
             <w:pPr>
               <w:spacing w:after="60" w:before="60"/>
+              <w:jc w:val="center"/>
             </w:pPr>
             <w:r>
               <w:rPr>
@@ -14368,10 +15336,13 @@
         <w:tc>
           <w:tcPr>
             <w:tcW w:type="dxa" w:w="1872"/>
+            <w:vAlign w:val="center"/>
+            <w:shd w:fill="F5F7F9"/>
           </w:tcPr>
           <w:p>
             <w:pPr>
               <w:spacing w:after="60" w:before="60"/>
+              <w:jc w:val="center"/>
             </w:pPr>
             <w:r>
               <w:rPr>
@@ -14401,6 +15372,14 @@
       <w:tblPr>
         <w:tblW w:type="auto" w:w="0"/>
         <w:tblLook w:firstColumn="1" w:firstRow="1" w:lastColumn="0" w:lastRow="0" w:noHBand="0" w:noVBand="1" w:val="04A0"/>
+        <w:tblBorders>
+          <w:top w:val="single" w:sz="4" w:color="D9D9D9"/>
+          <w:left w:val="single" w:sz="4" w:color="D9D9D9"/>
+          <w:bottom w:val="single" w:sz="4" w:color="D9D9D9"/>
+          <w:right w:val="single" w:sz="4" w:color="D9D9D9"/>
+          <w:insideH w:val="single" w:sz="4" w:color="D9D9D9"/>
+          <w:insideV w:val="single" w:sz="4" w:color="D9D9D9"/>
+        </w:tblBorders>
       </w:tblPr>
       <w:tblGrid>
         <w:gridCol w:w="1872"/>
@@ -14416,10 +15395,13 @@
         <w:tc>
           <w:tcPr>
             <w:tcW w:type="dxa" w:w="1872"/>
+            <w:vAlign w:val="center"/>
+            <w:shd w:fill="E8EDF0"/>
           </w:tcPr>
           <w:p>
             <w:pPr>
               <w:spacing w:after="60" w:before="60"/>
+              <w:jc w:val="center"/>
             </w:pPr>
             <w:r>
               <w:rPr>
@@ -14433,10 +15415,13 @@
         <w:tc>
           <w:tcPr>
             <w:tcW w:type="dxa" w:w="1872"/>
+            <w:vAlign w:val="center"/>
+            <w:shd w:fill="E8EDF0"/>
           </w:tcPr>
           <w:p>
             <w:pPr>
               <w:spacing w:after="60" w:before="60"/>
+              <w:jc w:val="left"/>
             </w:pPr>
             <w:r>
               <w:rPr>
@@ -14450,10 +15435,13 @@
         <w:tc>
           <w:tcPr>
             <w:tcW w:type="dxa" w:w="1872"/>
+            <w:vAlign w:val="center"/>
+            <w:shd w:fill="E8EDF0"/>
           </w:tcPr>
           <w:p>
             <w:pPr>
               <w:spacing w:after="60" w:before="60"/>
+              <w:jc w:val="center"/>
             </w:pPr>
             <w:r>
               <w:rPr>
@@ -14467,10 +15455,13 @@
         <w:tc>
           <w:tcPr>
             <w:tcW w:type="dxa" w:w="1872"/>
+            <w:vAlign w:val="center"/>
+            <w:shd w:fill="E8EDF0"/>
           </w:tcPr>
           <w:p>
             <w:pPr>
               <w:spacing w:after="60" w:before="60"/>
+              <w:jc w:val="center"/>
             </w:pPr>
             <w:r>
               <w:rPr>
@@ -14484,10 +15475,13 @@
         <w:tc>
           <w:tcPr>
             <w:tcW w:type="dxa" w:w="1872"/>
+            <w:vAlign w:val="center"/>
+            <w:shd w:fill="E8EDF0"/>
           </w:tcPr>
           <w:p>
             <w:pPr>
               <w:spacing w:after="60" w:before="60"/>
+              <w:jc w:val="center"/>
             </w:pPr>
             <w:r>
               <w:rPr>
@@ -14503,10 +15497,13 @@
         <w:tc>
           <w:tcPr>
             <w:tcW w:type="dxa" w:w="1872"/>
+            <w:vAlign w:val="center"/>
+            <w:shd w:fill="FFFFFF"/>
           </w:tcPr>
           <w:p>
             <w:pPr>
               <w:spacing w:after="60" w:before="60"/>
+              <w:jc w:val="center"/>
             </w:pPr>
             <w:r>
               <w:rPr>
@@ -14520,10 +15517,13 @@
         <w:tc>
           <w:tcPr>
             <w:tcW w:type="dxa" w:w="1872"/>
+            <w:vAlign w:val="center"/>
+            <w:shd w:fill="FFFFFF"/>
           </w:tcPr>
           <w:p>
             <w:pPr>
               <w:spacing w:after="60" w:before="60"/>
+              <w:jc w:val="left"/>
             </w:pPr>
             <w:r>
               <w:rPr>
@@ -14537,10 +15537,13 @@
         <w:tc>
           <w:tcPr>
             <w:tcW w:type="dxa" w:w="1872"/>
+            <w:vAlign w:val="center"/>
+            <w:shd w:fill="FFFFFF"/>
           </w:tcPr>
           <w:p>
             <w:pPr>
               <w:spacing w:after="60" w:before="60"/>
+              <w:jc w:val="center"/>
             </w:pPr>
             <w:r>
               <w:rPr>
@@ -14554,10 +15557,13 @@
         <w:tc>
           <w:tcPr>
             <w:tcW w:type="dxa" w:w="1872"/>
+            <w:vAlign w:val="center"/>
+            <w:shd w:fill="FFFFFF"/>
           </w:tcPr>
           <w:p>
             <w:pPr>
               <w:spacing w:after="60" w:before="60"/>
+              <w:jc w:val="center"/>
             </w:pPr>
             <w:r>
               <w:rPr>
@@ -14571,10 +15577,13 @@
         <w:tc>
           <w:tcPr>
             <w:tcW w:type="dxa" w:w="1872"/>
+            <w:vAlign w:val="center"/>
+            <w:shd w:fill="FFFFFF"/>
           </w:tcPr>
           <w:p>
             <w:pPr>
               <w:spacing w:after="60" w:before="60"/>
+              <w:jc w:val="center"/>
             </w:pPr>
             <w:r>
               <w:rPr>
@@ -14590,10 +15599,13 @@
         <w:tc>
           <w:tcPr>
             <w:tcW w:type="dxa" w:w="1872"/>
+            <w:vAlign w:val="center"/>
+            <w:shd w:fill="F5F7F9"/>
           </w:tcPr>
           <w:p>
             <w:pPr>
               <w:spacing w:after="60" w:before="60"/>
+              <w:jc w:val="center"/>
             </w:pPr>
             <w:r>
               <w:rPr>
@@ -14607,10 +15619,13 @@
         <w:tc>
           <w:tcPr>
             <w:tcW w:type="dxa" w:w="1872"/>
+            <w:vAlign w:val="center"/>
+            <w:shd w:fill="F5F7F9"/>
           </w:tcPr>
           <w:p>
             <w:pPr>
               <w:spacing w:after="60" w:before="60"/>
+              <w:jc w:val="left"/>
             </w:pPr>
             <w:r>
               <w:rPr>
@@ -14624,10 +15639,13 @@
         <w:tc>
           <w:tcPr>
             <w:tcW w:type="dxa" w:w="1872"/>
+            <w:vAlign w:val="center"/>
+            <w:shd w:fill="F5F7F9"/>
           </w:tcPr>
           <w:p>
             <w:pPr>
               <w:spacing w:after="60" w:before="60"/>
+              <w:jc w:val="center"/>
             </w:pPr>
             <w:r>
               <w:rPr>
@@ -14641,10 +15659,13 @@
         <w:tc>
           <w:tcPr>
             <w:tcW w:type="dxa" w:w="1872"/>
+            <w:vAlign w:val="center"/>
+            <w:shd w:fill="F5F7F9"/>
           </w:tcPr>
           <w:p>
             <w:pPr>
               <w:spacing w:after="60" w:before="60"/>
+              <w:jc w:val="center"/>
             </w:pPr>
             <w:r>
               <w:rPr>
@@ -14658,10 +15679,13 @@
         <w:tc>
           <w:tcPr>
             <w:tcW w:type="dxa" w:w="1872"/>
+            <w:vAlign w:val="center"/>
+            <w:shd w:fill="F5F7F9"/>
           </w:tcPr>
           <w:p>
             <w:pPr>
               <w:spacing w:after="60" w:before="60"/>
+              <w:jc w:val="center"/>
             </w:pPr>
             <w:r>
               <w:rPr>
@@ -14677,10 +15701,13 @@
         <w:tc>
           <w:tcPr>
             <w:tcW w:type="dxa" w:w="1872"/>
+            <w:vAlign w:val="center"/>
+            <w:shd w:fill="FFFFFF"/>
           </w:tcPr>
           <w:p>
             <w:pPr>
               <w:spacing w:after="60" w:before="60"/>
+              <w:jc w:val="center"/>
             </w:pPr>
             <w:r>
               <w:rPr>
@@ -14694,10 +15721,13 @@
         <w:tc>
           <w:tcPr>
             <w:tcW w:type="dxa" w:w="1872"/>
+            <w:vAlign w:val="center"/>
+            <w:shd w:fill="FFFFFF"/>
           </w:tcPr>
           <w:p>
             <w:pPr>
               <w:spacing w:after="60" w:before="60"/>
+              <w:jc w:val="left"/>
             </w:pPr>
             <w:r>
               <w:rPr>
@@ -14711,10 +15741,13 @@
         <w:tc>
           <w:tcPr>
             <w:tcW w:type="dxa" w:w="1872"/>
+            <w:vAlign w:val="center"/>
+            <w:shd w:fill="FFFFFF"/>
           </w:tcPr>
           <w:p>
             <w:pPr>
               <w:spacing w:after="60" w:before="60"/>
+              <w:jc w:val="center"/>
             </w:pPr>
             <w:r>
               <w:rPr>
@@ -14728,10 +15761,13 @@
         <w:tc>
           <w:tcPr>
             <w:tcW w:type="dxa" w:w="1872"/>
+            <w:vAlign w:val="center"/>
+            <w:shd w:fill="FFFFFF"/>
           </w:tcPr>
           <w:p>
             <w:pPr>
               <w:spacing w:after="60" w:before="60"/>
+              <w:jc w:val="center"/>
             </w:pPr>
             <w:r>
               <w:rPr>
@@ -14745,10 +15781,13 @@
         <w:tc>
           <w:tcPr>
             <w:tcW w:type="dxa" w:w="1872"/>
+            <w:vAlign w:val="center"/>
+            <w:shd w:fill="FFFFFF"/>
           </w:tcPr>
           <w:p>
             <w:pPr>
               <w:spacing w:after="60" w:before="60"/>
+              <w:jc w:val="center"/>
             </w:pPr>
             <w:r>
               <w:rPr>
@@ -14764,10 +15803,13 @@
         <w:tc>
           <w:tcPr>
             <w:tcW w:type="dxa" w:w="1872"/>
+            <w:vAlign w:val="center"/>
+            <w:shd w:fill="F5F7F9"/>
           </w:tcPr>
           <w:p>
             <w:pPr>
               <w:spacing w:after="60" w:before="60"/>
+              <w:jc w:val="center"/>
             </w:pPr>
             <w:r>
               <w:rPr>
@@ -14781,10 +15823,13 @@
         <w:tc>
           <w:tcPr>
             <w:tcW w:type="dxa" w:w="1872"/>
+            <w:vAlign w:val="center"/>
+            <w:shd w:fill="F5F7F9"/>
           </w:tcPr>
           <w:p>
             <w:pPr>
               <w:spacing w:after="60" w:before="60"/>
+              <w:jc w:val="left"/>
             </w:pPr>
             <w:r>
               <w:rPr>
@@ -14798,10 +15843,13 @@
         <w:tc>
           <w:tcPr>
             <w:tcW w:type="dxa" w:w="1872"/>
+            <w:vAlign w:val="center"/>
+            <w:shd w:fill="F5F7F9"/>
           </w:tcPr>
           <w:p>
             <w:pPr>
               <w:spacing w:after="60" w:before="60"/>
+              <w:jc w:val="center"/>
             </w:pPr>
             <w:r>
               <w:rPr>
@@ -14815,10 +15863,13 @@
         <w:tc>
           <w:tcPr>
             <w:tcW w:type="dxa" w:w="1872"/>
+            <w:vAlign w:val="center"/>
+            <w:shd w:fill="F5F7F9"/>
           </w:tcPr>
           <w:p>
             <w:pPr>
               <w:spacing w:after="60" w:before="60"/>
+              <w:jc w:val="center"/>
             </w:pPr>
             <w:r>
               <w:rPr>
@@ -14832,10 +15883,13 @@
         <w:tc>
           <w:tcPr>
             <w:tcW w:type="dxa" w:w="1872"/>
+            <w:vAlign w:val="center"/>
+            <w:shd w:fill="F5F7F9"/>
           </w:tcPr>
           <w:p>
             <w:pPr>
               <w:spacing w:after="60" w:before="60"/>
+              <w:jc w:val="center"/>
             </w:pPr>
             <w:r>
               <w:rPr>
@@ -14851,10 +15905,13 @@
         <w:tc>
           <w:tcPr>
             <w:tcW w:type="dxa" w:w="1872"/>
+            <w:vAlign w:val="center"/>
+            <w:shd w:fill="FFFFFF"/>
           </w:tcPr>
           <w:p>
             <w:pPr>
               <w:spacing w:after="60" w:before="60"/>
+              <w:jc w:val="center"/>
             </w:pPr>
             <w:r>
               <w:rPr>
@@ -14868,10 +15925,13 @@
         <w:tc>
           <w:tcPr>
             <w:tcW w:type="dxa" w:w="1872"/>
+            <w:vAlign w:val="center"/>
+            <w:shd w:fill="FFFFFF"/>
           </w:tcPr>
           <w:p>
             <w:pPr>
               <w:spacing w:after="60" w:before="60"/>
+              <w:jc w:val="left"/>
             </w:pPr>
             <w:r>
               <w:rPr>
@@ -14885,10 +15945,13 @@
         <w:tc>
           <w:tcPr>
             <w:tcW w:type="dxa" w:w="1872"/>
+            <w:vAlign w:val="center"/>
+            <w:shd w:fill="FFFFFF"/>
           </w:tcPr>
           <w:p>
             <w:pPr>
               <w:spacing w:after="60" w:before="60"/>
+              <w:jc w:val="center"/>
             </w:pPr>
             <w:r>
               <w:rPr>
@@ -14902,10 +15965,13 @@
         <w:tc>
           <w:tcPr>
             <w:tcW w:type="dxa" w:w="1872"/>
+            <w:vAlign w:val="center"/>
+            <w:shd w:fill="FFFFFF"/>
           </w:tcPr>
           <w:p>
             <w:pPr>
               <w:spacing w:after="60" w:before="60"/>
+              <w:jc w:val="center"/>
             </w:pPr>
             <w:r>
               <w:rPr>
@@ -14919,10 +15985,13 @@
         <w:tc>
           <w:tcPr>
             <w:tcW w:type="dxa" w:w="1872"/>
+            <w:vAlign w:val="center"/>
+            <w:shd w:fill="FFFFFF"/>
           </w:tcPr>
           <w:p>
             <w:pPr>
               <w:spacing w:after="60" w:before="60"/>
+              <w:jc w:val="center"/>
             </w:pPr>
             <w:r>
               <w:rPr>
@@ -14938,10 +16007,13 @@
         <w:tc>
           <w:tcPr>
             <w:tcW w:type="dxa" w:w="1872"/>
+            <w:vAlign w:val="center"/>
+            <w:shd w:fill="F5F7F9"/>
           </w:tcPr>
           <w:p>
             <w:pPr>
               <w:spacing w:after="60" w:before="60"/>
+              <w:jc w:val="center"/>
             </w:pPr>
             <w:r>
               <w:rPr>
@@ -14955,10 +16027,13 @@
         <w:tc>
           <w:tcPr>
             <w:tcW w:type="dxa" w:w="1872"/>
+            <w:vAlign w:val="center"/>
+            <w:shd w:fill="F5F7F9"/>
           </w:tcPr>
           <w:p>
             <w:pPr>
               <w:spacing w:after="60" w:before="60"/>
+              <w:jc w:val="left"/>
             </w:pPr>
             <w:r>
               <w:rPr>
@@ -14972,10 +16047,13 @@
         <w:tc>
           <w:tcPr>
             <w:tcW w:type="dxa" w:w="1872"/>
+            <w:vAlign w:val="center"/>
+            <w:shd w:fill="F5F7F9"/>
           </w:tcPr>
           <w:p>
             <w:pPr>
               <w:spacing w:after="60" w:before="60"/>
+              <w:jc w:val="center"/>
             </w:pPr>
             <w:r>
               <w:rPr>
@@ -14989,10 +16067,13 @@
         <w:tc>
           <w:tcPr>
             <w:tcW w:type="dxa" w:w="1872"/>
+            <w:vAlign w:val="center"/>
+            <w:shd w:fill="F5F7F9"/>
           </w:tcPr>
           <w:p>
             <w:pPr>
               <w:spacing w:after="60" w:before="60"/>
+              <w:jc w:val="center"/>
             </w:pPr>
             <w:r>
               <w:rPr>
@@ -15006,10 +16087,13 @@
         <w:tc>
           <w:tcPr>
             <w:tcW w:type="dxa" w:w="1872"/>
+            <w:vAlign w:val="center"/>
+            <w:shd w:fill="F5F7F9"/>
           </w:tcPr>
           <w:p>
             <w:pPr>
               <w:spacing w:after="60" w:before="60"/>
+              <w:jc w:val="center"/>
             </w:pPr>
             <w:r>
               <w:rPr>
@@ -15025,10 +16109,13 @@
         <w:tc>
           <w:tcPr>
             <w:tcW w:type="dxa" w:w="1872"/>
+            <w:vAlign w:val="center"/>
+            <w:shd w:fill="FFFFFF"/>
           </w:tcPr>
           <w:p>
             <w:pPr>
               <w:spacing w:after="60" w:before="60"/>
+              <w:jc w:val="center"/>
             </w:pPr>
             <w:r>
               <w:rPr>
@@ -15042,10 +16129,13 @@
         <w:tc>
           <w:tcPr>
             <w:tcW w:type="dxa" w:w="1872"/>
+            <w:vAlign w:val="center"/>
+            <w:shd w:fill="FFFFFF"/>
           </w:tcPr>
           <w:p>
             <w:pPr>
               <w:spacing w:after="60" w:before="60"/>
+              <w:jc w:val="left"/>
             </w:pPr>
             <w:r>
               <w:rPr>
@@ -15059,10 +16149,13 @@
         <w:tc>
           <w:tcPr>
             <w:tcW w:type="dxa" w:w="1872"/>
+            <w:vAlign w:val="center"/>
+            <w:shd w:fill="FFFFFF"/>
           </w:tcPr>
           <w:p>
             <w:pPr>
               <w:spacing w:after="60" w:before="60"/>
+              <w:jc w:val="center"/>
             </w:pPr>
             <w:r>
               <w:rPr>
@@ -15076,10 +16169,13 @@
         <w:tc>
           <w:tcPr>
             <w:tcW w:type="dxa" w:w="1872"/>
+            <w:vAlign w:val="center"/>
+            <w:shd w:fill="FFFFFF"/>
           </w:tcPr>
           <w:p>
             <w:pPr>
               <w:spacing w:after="60" w:before="60"/>
+              <w:jc w:val="center"/>
             </w:pPr>
             <w:r>
               <w:rPr>
@@ -15093,10 +16189,13 @@
         <w:tc>
           <w:tcPr>
             <w:tcW w:type="dxa" w:w="1872"/>
+            <w:vAlign w:val="center"/>
+            <w:shd w:fill="FFFFFF"/>
           </w:tcPr>
           <w:p>
             <w:pPr>
               <w:spacing w:after="60" w:before="60"/>
+              <w:jc w:val="center"/>
             </w:pPr>
             <w:r>
               <w:rPr>
@@ -15112,10 +16211,13 @@
         <w:tc>
           <w:tcPr>
             <w:tcW w:type="dxa" w:w="1872"/>
+            <w:vAlign w:val="center"/>
+            <w:shd w:fill="F5F7F9"/>
           </w:tcPr>
           <w:p>
             <w:pPr>
               <w:spacing w:after="60" w:before="60"/>
+              <w:jc w:val="center"/>
             </w:pPr>
             <w:r>
               <w:rPr>
@@ -15129,10 +16231,13 @@
         <w:tc>
           <w:tcPr>
             <w:tcW w:type="dxa" w:w="1872"/>
+            <w:vAlign w:val="center"/>
+            <w:shd w:fill="F5F7F9"/>
           </w:tcPr>
           <w:p>
             <w:pPr>
               <w:spacing w:after="60" w:before="60"/>
+              <w:jc w:val="left"/>
             </w:pPr>
             <w:r>
               <w:rPr>
@@ -15146,10 +16251,13 @@
         <w:tc>
           <w:tcPr>
             <w:tcW w:type="dxa" w:w="1872"/>
+            <w:vAlign w:val="center"/>
+            <w:shd w:fill="F5F7F9"/>
           </w:tcPr>
           <w:p>
             <w:pPr>
               <w:spacing w:after="60" w:before="60"/>
+              <w:jc w:val="center"/>
             </w:pPr>
             <w:r>
               <w:rPr>
@@ -15163,10 +16271,13 @@
         <w:tc>
           <w:tcPr>
             <w:tcW w:type="dxa" w:w="1872"/>
+            <w:vAlign w:val="center"/>
+            <w:shd w:fill="F5F7F9"/>
           </w:tcPr>
           <w:p>
             <w:pPr>
               <w:spacing w:after="60" w:before="60"/>
+              <w:jc w:val="center"/>
             </w:pPr>
             <w:r>
               <w:rPr>
@@ -15180,10 +16291,13 @@
         <w:tc>
           <w:tcPr>
             <w:tcW w:type="dxa" w:w="1872"/>
+            <w:vAlign w:val="center"/>
+            <w:shd w:fill="F5F7F9"/>
           </w:tcPr>
           <w:p>
             <w:pPr>
               <w:spacing w:after="60" w:before="60"/>
+              <w:jc w:val="center"/>
             </w:pPr>
             <w:r>
               <w:rPr>
@@ -15199,10 +16313,13 @@
         <w:tc>
           <w:tcPr>
             <w:tcW w:type="dxa" w:w="1872"/>
+            <w:vAlign w:val="center"/>
+            <w:shd w:fill="FFFFFF"/>
           </w:tcPr>
           <w:p>
             <w:pPr>
               <w:spacing w:after="60" w:before="60"/>
+              <w:jc w:val="center"/>
             </w:pPr>
             <w:r>
               <w:rPr>
@@ -15216,10 +16333,13 @@
         <w:tc>
           <w:tcPr>
             <w:tcW w:type="dxa" w:w="1872"/>
+            <w:vAlign w:val="center"/>
+            <w:shd w:fill="FFFFFF"/>
           </w:tcPr>
           <w:p>
             <w:pPr>
               <w:spacing w:after="60" w:before="60"/>
+              <w:jc w:val="left"/>
             </w:pPr>
             <w:r>
               <w:rPr>
@@ -15233,10 +16353,13 @@
         <w:tc>
           <w:tcPr>
             <w:tcW w:type="dxa" w:w="1872"/>
+            <w:vAlign w:val="center"/>
+            <w:shd w:fill="FFFFFF"/>
           </w:tcPr>
           <w:p>
             <w:pPr>
               <w:spacing w:after="60" w:before="60"/>
+              <w:jc w:val="center"/>
             </w:pPr>
             <w:r>
               <w:rPr>
@@ -15250,10 +16373,13 @@
         <w:tc>
           <w:tcPr>
             <w:tcW w:type="dxa" w:w="1872"/>
+            <w:vAlign w:val="center"/>
+            <w:shd w:fill="FFFFFF"/>
           </w:tcPr>
           <w:p>
             <w:pPr>
               <w:spacing w:after="60" w:before="60"/>
+              <w:jc w:val="center"/>
             </w:pPr>
             <w:r>
               <w:rPr>
@@ -15267,10 +16393,13 @@
         <w:tc>
           <w:tcPr>
             <w:tcW w:type="dxa" w:w="1872"/>
+            <w:vAlign w:val="center"/>
+            <w:shd w:fill="FFFFFF"/>
           </w:tcPr>
           <w:p>
             <w:pPr>
               <w:spacing w:after="60" w:before="60"/>
+              <w:jc w:val="center"/>
             </w:pPr>
             <w:r>
               <w:rPr>
@@ -15286,10 +16415,13 @@
         <w:tc>
           <w:tcPr>
             <w:tcW w:type="dxa" w:w="1872"/>
+            <w:vAlign w:val="center"/>
+            <w:shd w:fill="F5F7F9"/>
           </w:tcPr>
           <w:p>
             <w:pPr>
               <w:spacing w:after="60" w:before="60"/>
+              <w:jc w:val="center"/>
             </w:pPr>
             <w:r>
               <w:rPr>
@@ -15303,10 +16435,13 @@
         <w:tc>
           <w:tcPr>
             <w:tcW w:type="dxa" w:w="1872"/>
+            <w:vAlign w:val="center"/>
+            <w:shd w:fill="F5F7F9"/>
           </w:tcPr>
           <w:p>
             <w:pPr>
               <w:spacing w:after="60" w:before="60"/>
+              <w:jc w:val="left"/>
             </w:pPr>
             <w:r>
               <w:rPr>
@@ -15320,10 +16455,13 @@
         <w:tc>
           <w:tcPr>
             <w:tcW w:type="dxa" w:w="1872"/>
+            <w:vAlign w:val="center"/>
+            <w:shd w:fill="F5F7F9"/>
           </w:tcPr>
           <w:p>
             <w:pPr>
               <w:spacing w:after="60" w:before="60"/>
+              <w:jc w:val="center"/>
             </w:pPr>
             <w:r>
               <w:rPr>
@@ -15337,10 +16475,13 @@
         <w:tc>
           <w:tcPr>
             <w:tcW w:type="dxa" w:w="1872"/>
+            <w:vAlign w:val="center"/>
+            <w:shd w:fill="F5F7F9"/>
           </w:tcPr>
           <w:p>
             <w:pPr>
               <w:spacing w:after="60" w:before="60"/>
+              <w:jc w:val="center"/>
             </w:pPr>
             <w:r>
               <w:rPr>
@@ -15354,10 +16495,13 @@
         <w:tc>
           <w:tcPr>
             <w:tcW w:type="dxa" w:w="1872"/>
+            <w:vAlign w:val="center"/>
+            <w:shd w:fill="F5F7F9"/>
           </w:tcPr>
           <w:p>
             <w:pPr>
               <w:spacing w:after="60" w:before="60"/>
+              <w:jc w:val="center"/>
             </w:pPr>
             <w:r>
               <w:rPr>
@@ -15373,10 +16517,13 @@
         <w:tc>
           <w:tcPr>
             <w:tcW w:type="dxa" w:w="1872"/>
+            <w:vAlign w:val="center"/>
+            <w:shd w:fill="FFFFFF"/>
           </w:tcPr>
           <w:p>
             <w:pPr>
               <w:spacing w:after="60" w:before="60"/>
+              <w:jc w:val="center"/>
             </w:pPr>
             <w:r>
               <w:rPr>
@@ -15390,10 +16537,13 @@
         <w:tc>
           <w:tcPr>
             <w:tcW w:type="dxa" w:w="1872"/>
+            <w:vAlign w:val="center"/>
+            <w:shd w:fill="FFFFFF"/>
           </w:tcPr>
           <w:p>
             <w:pPr>
               <w:spacing w:after="60" w:before="60"/>
+              <w:jc w:val="left"/>
             </w:pPr>
             <w:r>
               <w:rPr>
@@ -15407,10 +16557,13 @@
         <w:tc>
           <w:tcPr>
             <w:tcW w:type="dxa" w:w="1872"/>
+            <w:vAlign w:val="center"/>
+            <w:shd w:fill="FFFFFF"/>
           </w:tcPr>
           <w:p>
             <w:pPr>
               <w:spacing w:after="60" w:before="60"/>
+              <w:jc w:val="center"/>
             </w:pPr>
             <w:r>
               <w:rPr>
@@ -15424,10 +16577,13 @@
         <w:tc>
           <w:tcPr>
             <w:tcW w:type="dxa" w:w="1872"/>
+            <w:vAlign w:val="center"/>
+            <w:shd w:fill="FFFFFF"/>
           </w:tcPr>
           <w:p>
             <w:pPr>
               <w:spacing w:after="60" w:before="60"/>
+              <w:jc w:val="center"/>
             </w:pPr>
             <w:r>
               <w:rPr>
@@ -15441,10 +16597,13 @@
         <w:tc>
           <w:tcPr>
             <w:tcW w:type="dxa" w:w="1872"/>
+            <w:vAlign w:val="center"/>
+            <w:shd w:fill="FFFFFF"/>
           </w:tcPr>
           <w:p>
             <w:pPr>
               <w:spacing w:after="60" w:before="60"/>
+              <w:jc w:val="center"/>
             </w:pPr>
             <w:r>
               <w:rPr>
@@ -15460,10 +16619,13 @@
         <w:tc>
           <w:tcPr>
             <w:tcW w:type="dxa" w:w="1872"/>
+            <w:vAlign w:val="center"/>
+            <w:shd w:fill="F5F7F9"/>
           </w:tcPr>
           <w:p>
             <w:pPr>
               <w:spacing w:after="60" w:before="60"/>
+              <w:jc w:val="center"/>
             </w:pPr>
             <w:r>
               <w:rPr>
@@ -15477,10 +16639,13 @@
         <w:tc>
           <w:tcPr>
             <w:tcW w:type="dxa" w:w="1872"/>
+            <w:vAlign w:val="center"/>
+            <w:shd w:fill="F5F7F9"/>
           </w:tcPr>
           <w:p>
             <w:pPr>
               <w:spacing w:after="60" w:before="60"/>
+              <w:jc w:val="left"/>
             </w:pPr>
             <w:r>
               <w:rPr>
@@ -15494,10 +16659,13 @@
         <w:tc>
           <w:tcPr>
             <w:tcW w:type="dxa" w:w="1872"/>
+            <w:vAlign w:val="center"/>
+            <w:shd w:fill="F5F7F9"/>
           </w:tcPr>
           <w:p>
             <w:pPr>
               <w:spacing w:after="60" w:before="60"/>
+              <w:jc w:val="center"/>
             </w:pPr>
             <w:r>
               <w:rPr>
@@ -15511,10 +16679,13 @@
         <w:tc>
           <w:tcPr>
             <w:tcW w:type="dxa" w:w="1872"/>
+            <w:vAlign w:val="center"/>
+            <w:shd w:fill="F5F7F9"/>
           </w:tcPr>
           <w:p>
             <w:pPr>
               <w:spacing w:after="60" w:before="60"/>
+              <w:jc w:val="center"/>
             </w:pPr>
             <w:r>
               <w:rPr>
@@ -15528,10 +16699,13 @@
         <w:tc>
           <w:tcPr>
             <w:tcW w:type="dxa" w:w="1872"/>
+            <w:vAlign w:val="center"/>
+            <w:shd w:fill="F5F7F9"/>
           </w:tcPr>
           <w:p>
             <w:pPr>
               <w:spacing w:after="60" w:before="60"/>
+              <w:jc w:val="center"/>
             </w:pPr>
             <w:r>
               <w:rPr>
@@ -15716,7 +16890,7 @@
           <w:color w:val="000000"/>
           <w:sz w:val="20"/>
         </w:rPr>
-        <w:t>Sixth, the method does not implement causal discovery, intervention modelling, or causal-effect estimation despite the historical project name. Seventh, no differential-privacy accountant or secure-aggregation implementation is present, and parameter exchange alone does not establish privacy. Eighth, robust aggregation can fail under adaptive or coordinated attacks and should not be described as a universal security defence. Ninth, explanation methods can be unstable, incomplete, or sensitive to perturbation and should be treated as summaries of model behaviour rather than ground truth.</w:t>
+        <w:t>The method does not implement causal discovery, intervention modelling, or causal-effect estimation despite the historical project name. No differential-privacy accountant or secure-aggregation implementation is present, and parameter exchange alone does not establish privacy. Robust aggregation can fail under adaptive or coordinated attacks and should not be described as a universal security defence. Explanation methods can be unstable, incomplete, or sensitive to perturbations and describe model behaviour rather than ground truth.</w:t>
       </w:r>
     </w:p>
     <w:p>
